--- a/Backend/Director_Disclosure/Output_Disclosures/2024-25/ADANI_SHIPPING__INDIA__LIMITED/MBP-1/MBP1_SANDEEP_MEHTA_00897409.docx
+++ b/Backend/Director_Disclosure/Output_Disclosures/2024-25/ADANI_SHIPPING__INDIA__LIMITED/MBP-1/MBP1_SANDEEP_MEHTA_00897409.docx
@@ -93,272 +93,17 @@
     </w:p>
     <w:p>
       <w:pPr>
-        <w:spacing w:before="0" w:after="0"/>
-        <w:jc w:val="left"/>
-      </w:pPr>
-      <w:r>
-        <w:rPr>
-          <w:rFonts w:ascii="Adani" w:hAnsi="Adani"/>
-          <w:b w:val="0"/>
-          <w:sz w:val="20"/>
-          <w:u w:val="none"/>
-        </w:rPr>
-        <w:t>DIAM AVN INFRA LLP</w:t>
-      </w:r>
-    </w:p>
-    <w:p>
-      <w:pPr>
-        <w:spacing w:before="0" w:after="0"/>
-        <w:jc w:val="left"/>
-      </w:pPr>
-      <w:r>
-        <w:rPr>
-          <w:rFonts w:ascii="Adani" w:hAnsi="Adani"/>
-          <w:b w:val="0"/>
-          <w:sz w:val="20"/>
-          <w:u w:val="none"/>
-        </w:rPr>
-        <w:t>MUNDRA SEZ TEXTILE AND APPAREL PARK PRIVATE LIMITED</w:t>
-      </w:r>
-    </w:p>
-    <w:p>
-      <w:pPr>
-        <w:spacing w:before="0" w:after="0"/>
-        <w:jc w:val="left"/>
-      </w:pPr>
-      <w:r>
-        <w:rPr>
-          <w:rFonts w:ascii="Adani" w:hAnsi="Adani"/>
-          <w:b w:val="0"/>
-          <w:sz w:val="20"/>
-          <w:u w:val="none"/>
-        </w:rPr>
-        <w:t>MUNDRA CRUDE OIL TERMINAL LIMITED</w:t>
-      </w:r>
-    </w:p>
-    <w:p>
-      <w:pPr>
-        <w:spacing w:before="0" w:after="0"/>
-        <w:jc w:val="left"/>
-      </w:pPr>
-      <w:r>
-        <w:rPr>
-          <w:rFonts w:ascii="Adani" w:hAnsi="Adani"/>
-          <w:b w:val="0"/>
-          <w:sz w:val="20"/>
-          <w:u w:val="none"/>
-        </w:rPr>
-        <w:t>DIGHI PORT LIMITED</w:t>
-      </w:r>
-    </w:p>
-    <w:p>
-      <w:pPr>
-        <w:spacing w:before="0" w:after="0"/>
-        <w:jc w:val="left"/>
-      </w:pPr>
-      <w:r>
-        <w:rPr>
-          <w:rFonts w:ascii="Adani" w:hAnsi="Adani"/>
-          <w:b w:val="0"/>
-          <w:sz w:val="20"/>
-          <w:u w:val="none"/>
-        </w:rPr>
-        <w:t>ADANI TRACKS MANAGEMENT SERVICES PRIVATE LIMITED</w:t>
-      </w:r>
-    </w:p>
-    <w:p>
-      <w:pPr>
-        <w:spacing w:before="0" w:after="0"/>
-        <w:jc w:val="left"/>
-      </w:pPr>
-      <w:r>
-        <w:rPr>
-          <w:rFonts w:ascii="Adani" w:hAnsi="Adani"/>
-          <w:b w:val="0"/>
-          <w:sz w:val="20"/>
-          <w:u w:val="none"/>
-        </w:rPr>
-        <w:t>ADANI TRACKS MANAGEMENT SERVICES LIMITED</w:t>
-      </w:r>
-    </w:p>
-    <w:p>
-      <w:pPr>
-        <w:spacing w:before="0" w:after="0"/>
-        <w:jc w:val="left"/>
-      </w:pPr>
-      <w:r>
-        <w:rPr>
-          <w:rFonts w:ascii="Adani" w:hAnsi="Adani"/>
-          <w:b w:val="0"/>
-          <w:sz w:val="20"/>
-          <w:u w:val="none"/>
-        </w:rPr>
-        <w:t>SARGUJA RAIL CORRIDOR PRIVATE LIMITED</w:t>
-      </w:r>
-    </w:p>
-    <w:p>
-      <w:pPr>
-        <w:spacing w:before="0" w:after="0"/>
-        <w:jc w:val="left"/>
-      </w:pPr>
-      <w:r>
-        <w:rPr>
-          <w:rFonts w:ascii="Adani" w:hAnsi="Adani"/>
-          <w:b w:val="0"/>
-          <w:sz w:val="20"/>
-          <w:u w:val="none"/>
-        </w:rPr>
-        <w:t>ADANI NYK AUTO LOGISTICS SOLUTIONS PRIVATE LIMITED</w:t>
-      </w:r>
-    </w:p>
-    <w:p>
-      <w:pPr>
-        <w:spacing w:before="0" w:after="0"/>
-        <w:jc w:val="left"/>
-      </w:pPr>
-      <w:r>
-        <w:rPr>
-          <w:rFonts w:ascii="Adani" w:hAnsi="Adani"/>
-          <w:b w:val="0"/>
-          <w:sz w:val="20"/>
-          <w:u w:val="none"/>
-        </w:rPr>
-        <w:t>ADANI PORTS TECHNOLOGIES PRIVATE LIMITED</w:t>
-      </w:r>
-    </w:p>
-    <w:p>
-      <w:pPr>
-        <w:spacing w:before="0" w:after="0"/>
-        <w:jc w:val="left"/>
-      </w:pPr>
-      <w:r>
-        <w:rPr>
-          <w:rFonts w:ascii="Adani" w:hAnsi="Adani"/>
-          <w:b w:val="0"/>
-          <w:sz w:val="20"/>
-          <w:u w:val="none"/>
-        </w:rPr>
-        <w:t>DHOLERA PORT AND SPECIAL ECONOMIC ZONE LIMITED</w:t>
-      </w:r>
-    </w:p>
-    <w:p>
-      <w:pPr>
-        <w:spacing w:before="0" w:after="0"/>
-        <w:jc w:val="left"/>
-      </w:pPr>
-      <w:r>
-        <w:rPr>
-          <w:rFonts w:ascii="Adani" w:hAnsi="Adani"/>
-          <w:b w:val="0"/>
-          <w:sz w:val="20"/>
-          <w:u w:val="none"/>
-        </w:rPr>
-        <w:t>INLAND WATERWAYS CONSORTIUM OF ODISHA LIMITED</w:t>
-      </w:r>
-    </w:p>
-    <w:p>
-      <w:pPr>
-        <w:spacing w:before="0" w:after="0"/>
-        <w:jc w:val="left"/>
-      </w:pPr>
-      <w:r>
-        <w:rPr>
-          <w:rFonts w:ascii="Adani" w:hAnsi="Adani"/>
-          <w:b w:val="0"/>
-          <w:sz w:val="20"/>
-          <w:u w:val="none"/>
-        </w:rPr>
-        <w:t>ADANI CMA MUNDRA TERMINAL PRIVATE LIMITED</w:t>
-      </w:r>
-    </w:p>
-    <w:p>
-      <w:pPr>
-        <w:spacing w:before="0" w:after="0"/>
-        <w:jc w:val="left"/>
-      </w:pPr>
-      <w:r>
-        <w:rPr>
-          <w:rFonts w:ascii="Adani" w:hAnsi="Adani"/>
-          <w:b w:val="0"/>
-          <w:sz w:val="20"/>
-          <w:u w:val="none"/>
-        </w:rPr>
-        <w:t>ADANI KATTUPALLI PORT LIMITED</w:t>
-      </w:r>
-    </w:p>
-    <w:p>
-      <w:pPr>
-        <w:spacing w:before="0" w:after="0"/>
-        <w:jc w:val="left"/>
-      </w:pPr>
-      <w:r>
-        <w:rPr>
-          <w:rFonts w:ascii="Adani" w:hAnsi="Adani"/>
-          <w:b w:val="0"/>
-          <w:sz w:val="20"/>
-          <w:u w:val="none"/>
-        </w:rPr>
-        <w:t>ADANI LOGISTICS LIMITED</w:t>
-      </w:r>
-    </w:p>
-    <w:p>
-      <w:pPr>
-        <w:spacing w:before="0" w:after="0"/>
-        <w:jc w:val="left"/>
-      </w:pPr>
-      <w:r>
-        <w:rPr>
-          <w:rFonts w:ascii="Adani" w:hAnsi="Adani"/>
-          <w:b w:val="0"/>
-          <w:sz w:val="20"/>
-          <w:u w:val="none"/>
-        </w:rPr>
-        <w:t>ADANI HAZIRA PORT LIMITED</w:t>
-      </w:r>
-    </w:p>
-    <w:p>
-      <w:pPr>
-        <w:spacing w:before="0" w:after="0"/>
-        <w:jc w:val="left"/>
-      </w:pPr>
-      <w:r>
-        <w:rPr>
-          <w:rFonts w:ascii="Adani" w:hAnsi="Adani"/>
-          <w:b w:val="0"/>
-          <w:sz w:val="20"/>
-          <w:u w:val="none"/>
-        </w:rPr>
-        <w:t>ADANI ENNORE CONTAINER TERMINAL PRIVATE LIMITED</w:t>
-      </w:r>
-    </w:p>
-    <w:p>
-      <w:pPr>
-        <w:spacing w:before="0" w:after="0"/>
-        <w:jc w:val="left"/>
-      </w:pPr>
-      <w:r>
-        <w:rPr>
-          <w:rFonts w:ascii="Adani" w:hAnsi="Adani"/>
-          <w:b w:val="0"/>
-          <w:sz w:val="20"/>
-          <w:u w:val="none"/>
-        </w:rPr>
-        <w:t>ADANI SHIPPING (INDIA) LIMITED</w:t>
-      </w:r>
-    </w:p>
-    <w:p>
-      <w:pPr>
         <w:spacing w:before="0" w:after="160"/>
         <w:jc w:val="left"/>
       </w:pPr>
       <w:r>
         <w:rPr>
           <w:rFonts w:ascii="Adani" w:hAnsi="Adani"/>
-          <w:b w:val="0"/>
+          <w:b/>
           <w:sz w:val="20"/>
           <w:u w:val="none"/>
         </w:rPr>
-        <w:t>ADANI INTERNATIONAL CONTAINER TERMINAL PRIVATE LIMITED</w:t>
+        <w:t>ADANI SHIPPING (INDIA) LIMITED</w:t>
       </w:r>
     </w:p>
     <w:p>
@@ -786,290 +531,6 @@
                 <w:sz w:val="18"/>
                 <w:u w:val="none"/>
               </w:rPr>
-              <w:t>MUNDRA SEZ TEXTILE AND APPAREL PARK PRIVATE LIMITED</w:t>
-            </w:r>
-          </w:p>
-        </w:tc>
-        <w:tc>
-          <w:tcPr>
-            <w:tcW w:type="dxa" w:w="1814"/>
-            <w:shd w:val="clear" w:color="auto" w:fill="FFFFFF"/>
-            <w:tcBorders>
-              <w:top w:val="single" w:sz="4" w:space="0" w:color="000000"/>
-              <w:left w:val="single" w:sz="4" w:space="0" w:color="000000"/>
-              <w:bottom w:val="single" w:sz="4" w:space="0" w:color="000000"/>
-              <w:right w:val="single" w:sz="4" w:space="0" w:color="000000"/>
-            </w:tcBorders>
-            <w:vAlign w:val="center"/>
-          </w:tcPr>
-          <w:p>
-            <w:pPr>
-              <w:spacing w:before="40" w:after="40"/>
-              <w:jc w:val="left"/>
-            </w:pPr>
-            <w:r>
-              <w:rPr>
-                <w:rFonts w:ascii="Adani" w:hAnsi="Adani"/>
-                <w:b w:val="0"/>
-                <w:sz w:val="18"/>
-                <w:u w:val="none"/>
-              </w:rPr>
-              <w:t>Director</w:t>
-            </w:r>
-          </w:p>
-        </w:tc>
-        <w:tc>
-          <w:tcPr>
-            <w:tcW w:type="dxa" w:w="1020"/>
-            <w:shd w:val="clear" w:color="auto" w:fill="FFFFFF"/>
-            <w:tcBorders>
-              <w:top w:val="single" w:sz="4" w:space="0" w:color="000000"/>
-              <w:left w:val="single" w:sz="4" w:space="0" w:color="000000"/>
-              <w:bottom w:val="single" w:sz="4" w:space="0" w:color="000000"/>
-              <w:right w:val="single" w:sz="4" w:space="0" w:color="000000"/>
-            </w:tcBorders>
-            <w:vAlign w:val="center"/>
-          </w:tcPr>
-          <w:p>
-            <w:pPr>
-              <w:spacing w:before="40" w:after="40"/>
-              <w:jc w:val="left"/>
-            </w:pPr>
-            <w:r>
-              <w:rPr>
-                <w:rFonts w:ascii="Adani" w:hAnsi="Adani"/>
-                <w:b w:val="0"/>
-                <w:sz w:val="18"/>
-                <w:u w:val="none"/>
-              </w:rPr>
-              <w:t>NIL</w:t>
-            </w:r>
-          </w:p>
-        </w:tc>
-        <w:tc>
-          <w:tcPr>
-            <w:tcW w:type="dxa" w:w="1247"/>
-            <w:shd w:val="clear" w:color="auto" w:fill="FFFFFF"/>
-            <w:tcBorders>
-              <w:top w:val="single" w:sz="4" w:space="0" w:color="000000"/>
-              <w:left w:val="single" w:sz="4" w:space="0" w:color="000000"/>
-              <w:bottom w:val="single" w:sz="4" w:space="0" w:color="000000"/>
-              <w:right w:val="single" w:sz="4" w:space="0" w:color="000000"/>
-            </w:tcBorders>
-            <w:vAlign w:val="center"/>
-          </w:tcPr>
-          <w:p>
-            <w:pPr>
-              <w:spacing w:before="40" w:after="40"/>
-              <w:jc w:val="left"/>
-            </w:pPr>
-            <w:r>
-              <w:rPr>
-                <w:rFonts w:ascii="Adani" w:hAnsi="Adani"/>
-                <w:b w:val="0"/>
-                <w:sz w:val="18"/>
-                <w:u w:val="none"/>
-              </w:rPr>
-              <w:t>22/07/2022</w:t>
-            </w:r>
-          </w:p>
-        </w:tc>
-      </w:tr>
-      <w:tr>
-        <w:tc>
-          <w:tcPr>
-            <w:tcW w:type="dxa" w:w="680"/>
-            <w:shd w:val="clear" w:color="auto" w:fill="FFFFFF"/>
-            <w:tcBorders>
-              <w:top w:val="single" w:sz="4" w:space="0" w:color="000000"/>
-              <w:left w:val="single" w:sz="4" w:space="0" w:color="000000"/>
-              <w:bottom w:val="single" w:sz="4" w:space="0" w:color="000000"/>
-              <w:right w:val="single" w:sz="4" w:space="0" w:color="000000"/>
-            </w:tcBorders>
-            <w:vAlign w:val="center"/>
-          </w:tcPr>
-          <w:p>
-            <w:pPr>
-              <w:spacing w:before="40" w:after="40"/>
-              <w:jc w:val="left"/>
-            </w:pPr>
-            <w:r>
-              <w:rPr>
-                <w:rFonts w:ascii="Adani" w:hAnsi="Adani"/>
-                <w:b w:val="0"/>
-                <w:sz w:val="18"/>
-                <w:u w:val="none"/>
-              </w:rPr>
-              <w:t>3</w:t>
-            </w:r>
-          </w:p>
-        </w:tc>
-        <w:tc>
-          <w:tcPr>
-            <w:tcW w:type="dxa" w:w="3969"/>
-            <w:shd w:val="clear" w:color="auto" w:fill="FFFFFF"/>
-            <w:tcBorders>
-              <w:top w:val="single" w:sz="4" w:space="0" w:color="000000"/>
-              <w:left w:val="single" w:sz="4" w:space="0" w:color="000000"/>
-              <w:bottom w:val="single" w:sz="4" w:space="0" w:color="000000"/>
-              <w:right w:val="single" w:sz="4" w:space="0" w:color="000000"/>
-            </w:tcBorders>
-            <w:vAlign w:val="center"/>
-          </w:tcPr>
-          <w:p>
-            <w:pPr>
-              <w:spacing w:before="40" w:after="40"/>
-              <w:jc w:val="left"/>
-            </w:pPr>
-            <w:r>
-              <w:rPr>
-                <w:rFonts w:ascii="Adani" w:hAnsi="Adani"/>
-                <w:b w:val="0"/>
-                <w:sz w:val="18"/>
-                <w:u w:val="none"/>
-              </w:rPr>
-              <w:t>MUNDRA CRUDE OIL TERMINAL LIMITED</w:t>
-            </w:r>
-          </w:p>
-        </w:tc>
-        <w:tc>
-          <w:tcPr>
-            <w:tcW w:type="dxa" w:w="1814"/>
-            <w:shd w:val="clear" w:color="auto" w:fill="FFFFFF"/>
-            <w:tcBorders>
-              <w:top w:val="single" w:sz="4" w:space="0" w:color="000000"/>
-              <w:left w:val="single" w:sz="4" w:space="0" w:color="000000"/>
-              <w:bottom w:val="single" w:sz="4" w:space="0" w:color="000000"/>
-              <w:right w:val="single" w:sz="4" w:space="0" w:color="000000"/>
-            </w:tcBorders>
-            <w:vAlign w:val="center"/>
-          </w:tcPr>
-          <w:p>
-            <w:pPr>
-              <w:spacing w:before="40" w:after="40"/>
-              <w:jc w:val="left"/>
-            </w:pPr>
-            <w:r>
-              <w:rPr>
-                <w:rFonts w:ascii="Adani" w:hAnsi="Adani"/>
-                <w:b w:val="0"/>
-                <w:sz w:val="18"/>
-                <w:u w:val="none"/>
-              </w:rPr>
-              <w:t>Director</w:t>
-            </w:r>
-          </w:p>
-        </w:tc>
-        <w:tc>
-          <w:tcPr>
-            <w:tcW w:type="dxa" w:w="1020"/>
-            <w:shd w:val="clear" w:color="auto" w:fill="FFFFFF"/>
-            <w:tcBorders>
-              <w:top w:val="single" w:sz="4" w:space="0" w:color="000000"/>
-              <w:left w:val="single" w:sz="4" w:space="0" w:color="000000"/>
-              <w:bottom w:val="single" w:sz="4" w:space="0" w:color="000000"/>
-              <w:right w:val="single" w:sz="4" w:space="0" w:color="000000"/>
-            </w:tcBorders>
-            <w:vAlign w:val="center"/>
-          </w:tcPr>
-          <w:p>
-            <w:pPr>
-              <w:spacing w:before="40" w:after="40"/>
-              <w:jc w:val="left"/>
-            </w:pPr>
-            <w:r>
-              <w:rPr>
-                <w:rFonts w:ascii="Adani" w:hAnsi="Adani"/>
-                <w:b w:val="0"/>
-                <w:sz w:val="18"/>
-                <w:u w:val="none"/>
-              </w:rPr>
-              <w:t>NIL</w:t>
-            </w:r>
-          </w:p>
-        </w:tc>
-        <w:tc>
-          <w:tcPr>
-            <w:tcW w:type="dxa" w:w="1247"/>
-            <w:shd w:val="clear" w:color="auto" w:fill="FFFFFF"/>
-            <w:tcBorders>
-              <w:top w:val="single" w:sz="4" w:space="0" w:color="000000"/>
-              <w:left w:val="single" w:sz="4" w:space="0" w:color="000000"/>
-              <w:bottom w:val="single" w:sz="4" w:space="0" w:color="000000"/>
-              <w:right w:val="single" w:sz="4" w:space="0" w:color="000000"/>
-            </w:tcBorders>
-            <w:vAlign w:val="center"/>
-          </w:tcPr>
-          <w:p>
-            <w:pPr>
-              <w:spacing w:before="40" w:after="40"/>
-              <w:jc w:val="left"/>
-            </w:pPr>
-            <w:r>
-              <w:rPr>
-                <w:rFonts w:ascii="Adani" w:hAnsi="Adani"/>
-                <w:b w:val="0"/>
-                <w:sz w:val="18"/>
-                <w:u w:val="none"/>
-              </w:rPr>
-              <w:t>22/10/2021</w:t>
-            </w:r>
-          </w:p>
-        </w:tc>
-      </w:tr>
-      <w:tr>
-        <w:tc>
-          <w:tcPr>
-            <w:tcW w:type="dxa" w:w="680"/>
-            <w:shd w:val="clear" w:color="auto" w:fill="FFFFFF"/>
-            <w:tcBorders>
-              <w:top w:val="single" w:sz="4" w:space="0" w:color="000000"/>
-              <w:left w:val="single" w:sz="4" w:space="0" w:color="000000"/>
-              <w:bottom w:val="single" w:sz="4" w:space="0" w:color="000000"/>
-              <w:right w:val="single" w:sz="4" w:space="0" w:color="000000"/>
-            </w:tcBorders>
-            <w:vAlign w:val="center"/>
-          </w:tcPr>
-          <w:p>
-            <w:pPr>
-              <w:spacing w:before="40" w:after="40"/>
-              <w:jc w:val="left"/>
-            </w:pPr>
-            <w:r>
-              <w:rPr>
-                <w:rFonts w:ascii="Adani" w:hAnsi="Adani"/>
-                <w:b w:val="0"/>
-                <w:sz w:val="18"/>
-                <w:u w:val="none"/>
-              </w:rPr>
-              <w:t>4</w:t>
-            </w:r>
-          </w:p>
-        </w:tc>
-        <w:tc>
-          <w:tcPr>
-            <w:tcW w:type="dxa" w:w="3969"/>
-            <w:shd w:val="clear" w:color="auto" w:fill="FFFFFF"/>
-            <w:tcBorders>
-              <w:top w:val="single" w:sz="4" w:space="0" w:color="000000"/>
-              <w:left w:val="single" w:sz="4" w:space="0" w:color="000000"/>
-              <w:bottom w:val="single" w:sz="4" w:space="0" w:color="000000"/>
-              <w:right w:val="single" w:sz="4" w:space="0" w:color="000000"/>
-            </w:tcBorders>
-            <w:vAlign w:val="center"/>
-          </w:tcPr>
-          <w:p>
-            <w:pPr>
-              <w:spacing w:before="40" w:after="40"/>
-              <w:jc w:val="left"/>
-            </w:pPr>
-            <w:r>
-              <w:rPr>
-                <w:rFonts w:ascii="Adani" w:hAnsi="Adani"/>
-                <w:b w:val="0"/>
-                <w:sz w:val="18"/>
-                <w:u w:val="none"/>
-              </w:rPr>
               <w:t>DIGHI PORT LIMITED</w:t>
             </w:r>
           </w:p>
@@ -1184,7 +645,7 @@
                 <w:sz w:val="18"/>
                 <w:u w:val="none"/>
               </w:rPr>
-              <w:t>5</w:t>
+              <w:t>3</w:t>
             </w:r>
           </w:p>
         </w:tc>
@@ -1326,149 +787,7 @@
                 <w:sz w:val="18"/>
                 <w:u w:val="none"/>
               </w:rPr>
-              <w:t>6</w:t>
-            </w:r>
-          </w:p>
-        </w:tc>
-        <w:tc>
-          <w:tcPr>
-            <w:tcW w:type="dxa" w:w="3969"/>
-            <w:shd w:val="clear" w:color="auto" w:fill="FFFFFF"/>
-            <w:tcBorders>
-              <w:top w:val="single" w:sz="4" w:space="0" w:color="000000"/>
-              <w:left w:val="single" w:sz="4" w:space="0" w:color="000000"/>
-              <w:bottom w:val="single" w:sz="4" w:space="0" w:color="000000"/>
-              <w:right w:val="single" w:sz="4" w:space="0" w:color="000000"/>
-            </w:tcBorders>
-            <w:vAlign w:val="center"/>
-          </w:tcPr>
-          <w:p>
-            <w:pPr>
-              <w:spacing w:before="40" w:after="40"/>
-              <w:jc w:val="left"/>
-            </w:pPr>
-            <w:r>
-              <w:rPr>
-                <w:rFonts w:ascii="Adani" w:hAnsi="Adani"/>
-                <w:b w:val="0"/>
-                <w:sz w:val="18"/>
-                <w:u w:val="none"/>
-              </w:rPr>
-              <w:t>ADANI TRACKS MANAGEMENT SERVICES LIMITED</w:t>
-            </w:r>
-          </w:p>
-        </w:tc>
-        <w:tc>
-          <w:tcPr>
-            <w:tcW w:type="dxa" w:w="1814"/>
-            <w:shd w:val="clear" w:color="auto" w:fill="FFFFFF"/>
-            <w:tcBorders>
-              <w:top w:val="single" w:sz="4" w:space="0" w:color="000000"/>
-              <w:left w:val="single" w:sz="4" w:space="0" w:color="000000"/>
-              <w:bottom w:val="single" w:sz="4" w:space="0" w:color="000000"/>
-              <w:right w:val="single" w:sz="4" w:space="0" w:color="000000"/>
-            </w:tcBorders>
-            <w:vAlign w:val="center"/>
-          </w:tcPr>
-          <w:p>
-            <w:pPr>
-              <w:spacing w:before="40" w:after="40"/>
-              <w:jc w:val="left"/>
-            </w:pPr>
-            <w:r>
-              <w:rPr>
-                <w:rFonts w:ascii="Adani" w:hAnsi="Adani"/>
-                <w:b w:val="0"/>
-                <w:sz w:val="18"/>
-                <w:u w:val="none"/>
-              </w:rPr>
-              <w:t>Director</w:t>
-            </w:r>
-          </w:p>
-        </w:tc>
-        <w:tc>
-          <w:tcPr>
-            <w:tcW w:type="dxa" w:w="1020"/>
-            <w:shd w:val="clear" w:color="auto" w:fill="FFFFFF"/>
-            <w:tcBorders>
-              <w:top w:val="single" w:sz="4" w:space="0" w:color="000000"/>
-              <w:left w:val="single" w:sz="4" w:space="0" w:color="000000"/>
-              <w:bottom w:val="single" w:sz="4" w:space="0" w:color="000000"/>
-              <w:right w:val="single" w:sz="4" w:space="0" w:color="000000"/>
-            </w:tcBorders>
-            <w:vAlign w:val="center"/>
-          </w:tcPr>
-          <w:p>
-            <w:pPr>
-              <w:spacing w:before="40" w:after="40"/>
-              <w:jc w:val="left"/>
-            </w:pPr>
-            <w:r>
-              <w:rPr>
-                <w:rFonts w:ascii="Adani" w:hAnsi="Adani"/>
-                <w:b w:val="0"/>
-                <w:sz w:val="18"/>
-                <w:u w:val="none"/>
-              </w:rPr>
-              <w:t>NIL</w:t>
-            </w:r>
-          </w:p>
-        </w:tc>
-        <w:tc>
-          <w:tcPr>
-            <w:tcW w:type="dxa" w:w="1247"/>
-            <w:shd w:val="clear" w:color="auto" w:fill="FFFFFF"/>
-            <w:tcBorders>
-              <w:top w:val="single" w:sz="4" w:space="0" w:color="000000"/>
-              <w:left w:val="single" w:sz="4" w:space="0" w:color="000000"/>
-              <w:bottom w:val="single" w:sz="4" w:space="0" w:color="000000"/>
-              <w:right w:val="single" w:sz="4" w:space="0" w:color="000000"/>
-            </w:tcBorders>
-            <w:vAlign w:val="center"/>
-          </w:tcPr>
-          <w:p>
-            <w:pPr>
-              <w:spacing w:before="40" w:after="40"/>
-              <w:jc w:val="left"/>
-            </w:pPr>
-            <w:r>
-              <w:rPr>
-                <w:rFonts w:ascii="Adani" w:hAnsi="Adani"/>
-                <w:b w:val="0"/>
-                <w:sz w:val="18"/>
-                <w:u w:val="none"/>
-              </w:rPr>
-              <w:t>28/04/2021</w:t>
-            </w:r>
-          </w:p>
-        </w:tc>
-      </w:tr>
-      <w:tr>
-        <w:tc>
-          <w:tcPr>
-            <w:tcW w:type="dxa" w:w="680"/>
-            <w:shd w:val="clear" w:color="auto" w:fill="FFFFFF"/>
-            <w:tcBorders>
-              <w:top w:val="single" w:sz="4" w:space="0" w:color="000000"/>
-              <w:left w:val="single" w:sz="4" w:space="0" w:color="000000"/>
-              <w:bottom w:val="single" w:sz="4" w:space="0" w:color="000000"/>
-              <w:right w:val="single" w:sz="4" w:space="0" w:color="000000"/>
-            </w:tcBorders>
-            <w:vAlign w:val="center"/>
-          </w:tcPr>
-          <w:p>
-            <w:pPr>
-              <w:spacing w:before="40" w:after="40"/>
-              <w:jc w:val="left"/>
-            </w:pPr>
-            <w:r>
-              <w:rPr>
-                <w:rFonts w:ascii="Adani" w:hAnsi="Adani"/>
-                <w:b w:val="0"/>
-                <w:sz w:val="18"/>
-                <w:u w:val="none"/>
-              </w:rPr>
-              <w:t>7</w:t>
+              <w:t>4</w:t>
             </w:r>
           </w:p>
         </w:tc>
@@ -1610,291 +929,7 @@
                 <w:sz w:val="18"/>
                 <w:u w:val="none"/>
               </w:rPr>
-              <w:t>8</w:t>
-            </w:r>
-          </w:p>
-        </w:tc>
-        <w:tc>
-          <w:tcPr>
-            <w:tcW w:type="dxa" w:w="3969"/>
-            <w:shd w:val="clear" w:color="auto" w:fill="FFFFFF"/>
-            <w:tcBorders>
-              <w:top w:val="single" w:sz="4" w:space="0" w:color="000000"/>
-              <w:left w:val="single" w:sz="4" w:space="0" w:color="000000"/>
-              <w:bottom w:val="single" w:sz="4" w:space="0" w:color="000000"/>
-              <w:right w:val="single" w:sz="4" w:space="0" w:color="000000"/>
-            </w:tcBorders>
-            <w:vAlign w:val="center"/>
-          </w:tcPr>
-          <w:p>
-            <w:pPr>
-              <w:spacing w:before="40" w:after="40"/>
-              <w:jc w:val="left"/>
-            </w:pPr>
-            <w:r>
-              <w:rPr>
-                <w:rFonts w:ascii="Adani" w:hAnsi="Adani"/>
-                <w:b w:val="0"/>
-                <w:sz w:val="18"/>
-                <w:u w:val="none"/>
-              </w:rPr>
-              <w:t>ADANI NYK AUTO LOGISTICS SOLUTIONS PRIVATE LIMITED</w:t>
-            </w:r>
-          </w:p>
-        </w:tc>
-        <w:tc>
-          <w:tcPr>
-            <w:tcW w:type="dxa" w:w="1814"/>
-            <w:shd w:val="clear" w:color="auto" w:fill="FFFFFF"/>
-            <w:tcBorders>
-              <w:top w:val="single" w:sz="4" w:space="0" w:color="000000"/>
-              <w:left w:val="single" w:sz="4" w:space="0" w:color="000000"/>
-              <w:bottom w:val="single" w:sz="4" w:space="0" w:color="000000"/>
-              <w:right w:val="single" w:sz="4" w:space="0" w:color="000000"/>
-            </w:tcBorders>
-            <w:vAlign w:val="center"/>
-          </w:tcPr>
-          <w:p>
-            <w:pPr>
-              <w:spacing w:before="40" w:after="40"/>
-              <w:jc w:val="left"/>
-            </w:pPr>
-            <w:r>
-              <w:rPr>
-                <w:rFonts w:ascii="Adani" w:hAnsi="Adani"/>
-                <w:b w:val="0"/>
-                <w:sz w:val="18"/>
-                <w:u w:val="none"/>
-              </w:rPr>
-              <w:t>Director</w:t>
-            </w:r>
-          </w:p>
-        </w:tc>
-        <w:tc>
-          <w:tcPr>
-            <w:tcW w:type="dxa" w:w="1020"/>
-            <w:shd w:val="clear" w:color="auto" w:fill="FFFFFF"/>
-            <w:tcBorders>
-              <w:top w:val="single" w:sz="4" w:space="0" w:color="000000"/>
-              <w:left w:val="single" w:sz="4" w:space="0" w:color="000000"/>
-              <w:bottom w:val="single" w:sz="4" w:space="0" w:color="000000"/>
-              <w:right w:val="single" w:sz="4" w:space="0" w:color="000000"/>
-            </w:tcBorders>
-            <w:vAlign w:val="center"/>
-          </w:tcPr>
-          <w:p>
-            <w:pPr>
-              <w:spacing w:before="40" w:after="40"/>
-              <w:jc w:val="left"/>
-            </w:pPr>
-            <w:r>
-              <w:rPr>
-                <w:rFonts w:ascii="Adani" w:hAnsi="Adani"/>
-                <w:b w:val="0"/>
-                <w:sz w:val="18"/>
-                <w:u w:val="none"/>
-              </w:rPr>
-              <w:t>NIL</w:t>
-            </w:r>
-          </w:p>
-        </w:tc>
-        <w:tc>
-          <w:tcPr>
-            <w:tcW w:type="dxa" w:w="1247"/>
-            <w:shd w:val="clear" w:color="auto" w:fill="FFFFFF"/>
-            <w:tcBorders>
-              <w:top w:val="single" w:sz="4" w:space="0" w:color="000000"/>
-              <w:left w:val="single" w:sz="4" w:space="0" w:color="000000"/>
-              <w:bottom w:val="single" w:sz="4" w:space="0" w:color="000000"/>
-              <w:right w:val="single" w:sz="4" w:space="0" w:color="000000"/>
-            </w:tcBorders>
-            <w:vAlign w:val="center"/>
-          </w:tcPr>
-          <w:p>
-            <w:pPr>
-              <w:spacing w:before="40" w:after="40"/>
-              <w:jc w:val="left"/>
-            </w:pPr>
-            <w:r>
-              <w:rPr>
-                <w:rFonts w:ascii="Adani" w:hAnsi="Adani"/>
-                <w:b w:val="0"/>
-                <w:sz w:val="18"/>
-                <w:u w:val="none"/>
-              </w:rPr>
-              <w:t>17/09/2018</w:t>
-            </w:r>
-          </w:p>
-        </w:tc>
-      </w:tr>
-      <w:tr>
-        <w:tc>
-          <w:tcPr>
-            <w:tcW w:type="dxa" w:w="680"/>
-            <w:shd w:val="clear" w:color="auto" w:fill="FFFFFF"/>
-            <w:tcBorders>
-              <w:top w:val="single" w:sz="4" w:space="0" w:color="000000"/>
-              <w:left w:val="single" w:sz="4" w:space="0" w:color="000000"/>
-              <w:bottom w:val="single" w:sz="4" w:space="0" w:color="000000"/>
-              <w:right w:val="single" w:sz="4" w:space="0" w:color="000000"/>
-            </w:tcBorders>
-            <w:vAlign w:val="center"/>
-          </w:tcPr>
-          <w:p>
-            <w:pPr>
-              <w:spacing w:before="40" w:after="40"/>
-              <w:jc w:val="left"/>
-            </w:pPr>
-            <w:r>
-              <w:rPr>
-                <w:rFonts w:ascii="Adani" w:hAnsi="Adani"/>
-                <w:b w:val="0"/>
-                <w:sz w:val="18"/>
-                <w:u w:val="none"/>
-              </w:rPr>
-              <w:t>9</w:t>
-            </w:r>
-          </w:p>
-        </w:tc>
-        <w:tc>
-          <w:tcPr>
-            <w:tcW w:type="dxa" w:w="3969"/>
-            <w:shd w:val="clear" w:color="auto" w:fill="FFFFFF"/>
-            <w:tcBorders>
-              <w:top w:val="single" w:sz="4" w:space="0" w:color="000000"/>
-              <w:left w:val="single" w:sz="4" w:space="0" w:color="000000"/>
-              <w:bottom w:val="single" w:sz="4" w:space="0" w:color="000000"/>
-              <w:right w:val="single" w:sz="4" w:space="0" w:color="000000"/>
-            </w:tcBorders>
-            <w:vAlign w:val="center"/>
-          </w:tcPr>
-          <w:p>
-            <w:pPr>
-              <w:spacing w:before="40" w:after="40"/>
-              <w:jc w:val="left"/>
-            </w:pPr>
-            <w:r>
-              <w:rPr>
-                <w:rFonts w:ascii="Adani" w:hAnsi="Adani"/>
-                <w:b w:val="0"/>
-                <w:sz w:val="18"/>
-                <w:u w:val="none"/>
-              </w:rPr>
-              <w:t>ADANI PORTS TECHNOLOGIES PRIVATE LIMITED</w:t>
-            </w:r>
-          </w:p>
-        </w:tc>
-        <w:tc>
-          <w:tcPr>
-            <w:tcW w:type="dxa" w:w="1814"/>
-            <w:shd w:val="clear" w:color="auto" w:fill="FFFFFF"/>
-            <w:tcBorders>
-              <w:top w:val="single" w:sz="4" w:space="0" w:color="000000"/>
-              <w:left w:val="single" w:sz="4" w:space="0" w:color="000000"/>
-              <w:bottom w:val="single" w:sz="4" w:space="0" w:color="000000"/>
-              <w:right w:val="single" w:sz="4" w:space="0" w:color="000000"/>
-            </w:tcBorders>
-            <w:vAlign w:val="center"/>
-          </w:tcPr>
-          <w:p>
-            <w:pPr>
-              <w:spacing w:before="40" w:after="40"/>
-              <w:jc w:val="left"/>
-            </w:pPr>
-            <w:r>
-              <w:rPr>
-                <w:rFonts w:ascii="Adani" w:hAnsi="Adani"/>
-                <w:b w:val="0"/>
-                <w:sz w:val="18"/>
-                <w:u w:val="none"/>
-              </w:rPr>
-              <w:t>Director</w:t>
-            </w:r>
-          </w:p>
-        </w:tc>
-        <w:tc>
-          <w:tcPr>
-            <w:tcW w:type="dxa" w:w="1020"/>
-            <w:shd w:val="clear" w:color="auto" w:fill="FFFFFF"/>
-            <w:tcBorders>
-              <w:top w:val="single" w:sz="4" w:space="0" w:color="000000"/>
-              <w:left w:val="single" w:sz="4" w:space="0" w:color="000000"/>
-              <w:bottom w:val="single" w:sz="4" w:space="0" w:color="000000"/>
-              <w:right w:val="single" w:sz="4" w:space="0" w:color="000000"/>
-            </w:tcBorders>
-            <w:vAlign w:val="center"/>
-          </w:tcPr>
-          <w:p>
-            <w:pPr>
-              <w:spacing w:before="40" w:after="40"/>
-              <w:jc w:val="left"/>
-            </w:pPr>
-            <w:r>
-              <w:rPr>
-                <w:rFonts w:ascii="Adani" w:hAnsi="Adani"/>
-                <w:b w:val="0"/>
-                <w:sz w:val="18"/>
-                <w:u w:val="none"/>
-              </w:rPr>
-              <w:t>NIL</w:t>
-            </w:r>
-          </w:p>
-        </w:tc>
-        <w:tc>
-          <w:tcPr>
-            <w:tcW w:type="dxa" w:w="1247"/>
-            <w:shd w:val="clear" w:color="auto" w:fill="FFFFFF"/>
-            <w:tcBorders>
-              <w:top w:val="single" w:sz="4" w:space="0" w:color="000000"/>
-              <w:left w:val="single" w:sz="4" w:space="0" w:color="000000"/>
-              <w:bottom w:val="single" w:sz="4" w:space="0" w:color="000000"/>
-              <w:right w:val="single" w:sz="4" w:space="0" w:color="000000"/>
-            </w:tcBorders>
-            <w:vAlign w:val="center"/>
-          </w:tcPr>
-          <w:p>
-            <w:pPr>
-              <w:spacing w:before="40" w:after="40"/>
-              <w:jc w:val="left"/>
-            </w:pPr>
-            <w:r>
-              <w:rPr>
-                <w:rFonts w:ascii="Adani" w:hAnsi="Adani"/>
-                <w:b w:val="0"/>
-                <w:sz w:val="18"/>
-                <w:u w:val="none"/>
-              </w:rPr>
-              <w:t>17/05/2017</w:t>
-            </w:r>
-          </w:p>
-        </w:tc>
-      </w:tr>
-      <w:tr>
-        <w:tc>
-          <w:tcPr>
-            <w:tcW w:type="dxa" w:w="680"/>
-            <w:shd w:val="clear" w:color="auto" w:fill="FFFFFF"/>
-            <w:tcBorders>
-              <w:top w:val="single" w:sz="4" w:space="0" w:color="000000"/>
-              <w:left w:val="single" w:sz="4" w:space="0" w:color="000000"/>
-              <w:bottom w:val="single" w:sz="4" w:space="0" w:color="000000"/>
-              <w:right w:val="single" w:sz="4" w:space="0" w:color="000000"/>
-            </w:tcBorders>
-            <w:vAlign w:val="center"/>
-          </w:tcPr>
-          <w:p>
-            <w:pPr>
-              <w:spacing w:before="40" w:after="40"/>
-              <w:jc w:val="left"/>
-            </w:pPr>
-            <w:r>
-              <w:rPr>
-                <w:rFonts w:ascii="Adani" w:hAnsi="Adani"/>
-                <w:b w:val="0"/>
-                <w:sz w:val="18"/>
-                <w:u w:val="none"/>
-              </w:rPr>
-              <w:t>10</w:t>
+              <w:t>5</w:t>
             </w:r>
           </w:p>
         </w:tc>
@@ -2036,149 +1071,7 @@
                 <w:sz w:val="18"/>
                 <w:u w:val="none"/>
               </w:rPr>
-              <w:t>11</w:t>
-            </w:r>
-          </w:p>
-        </w:tc>
-        <w:tc>
-          <w:tcPr>
-            <w:tcW w:type="dxa" w:w="3969"/>
-            <w:shd w:val="clear" w:color="auto" w:fill="FFFFFF"/>
-            <w:tcBorders>
-              <w:top w:val="single" w:sz="4" w:space="0" w:color="000000"/>
-              <w:left w:val="single" w:sz="4" w:space="0" w:color="000000"/>
-              <w:bottom w:val="single" w:sz="4" w:space="0" w:color="000000"/>
-              <w:right w:val="single" w:sz="4" w:space="0" w:color="000000"/>
-            </w:tcBorders>
-            <w:vAlign w:val="center"/>
-          </w:tcPr>
-          <w:p>
-            <w:pPr>
-              <w:spacing w:before="40" w:after="40"/>
-              <w:jc w:val="left"/>
-            </w:pPr>
-            <w:r>
-              <w:rPr>
-                <w:rFonts w:ascii="Adani" w:hAnsi="Adani"/>
-                <w:b w:val="0"/>
-                <w:sz w:val="18"/>
-                <w:u w:val="none"/>
-              </w:rPr>
-              <w:t>INLAND WATERWAYS CONSORTIUM OF ODISHA LIMITED</w:t>
-            </w:r>
-          </w:p>
-        </w:tc>
-        <w:tc>
-          <w:tcPr>
-            <w:tcW w:type="dxa" w:w="1814"/>
-            <w:shd w:val="clear" w:color="auto" w:fill="FFFFFF"/>
-            <w:tcBorders>
-              <w:top w:val="single" w:sz="4" w:space="0" w:color="000000"/>
-              <w:left w:val="single" w:sz="4" w:space="0" w:color="000000"/>
-              <w:bottom w:val="single" w:sz="4" w:space="0" w:color="000000"/>
-              <w:right w:val="single" w:sz="4" w:space="0" w:color="000000"/>
-            </w:tcBorders>
-            <w:vAlign w:val="center"/>
-          </w:tcPr>
-          <w:p>
-            <w:pPr>
-              <w:spacing w:before="40" w:after="40"/>
-              <w:jc w:val="left"/>
-            </w:pPr>
-            <w:r>
-              <w:rPr>
-                <w:rFonts w:ascii="Adani" w:hAnsi="Adani"/>
-                <w:b w:val="0"/>
-                <w:sz w:val="18"/>
-                <w:u w:val="none"/>
-              </w:rPr>
-              <w:t>Director</w:t>
-            </w:r>
-          </w:p>
-        </w:tc>
-        <w:tc>
-          <w:tcPr>
-            <w:tcW w:type="dxa" w:w="1020"/>
-            <w:shd w:val="clear" w:color="auto" w:fill="FFFFFF"/>
-            <w:tcBorders>
-              <w:top w:val="single" w:sz="4" w:space="0" w:color="000000"/>
-              <w:left w:val="single" w:sz="4" w:space="0" w:color="000000"/>
-              <w:bottom w:val="single" w:sz="4" w:space="0" w:color="000000"/>
-              <w:right w:val="single" w:sz="4" w:space="0" w:color="000000"/>
-            </w:tcBorders>
-            <w:vAlign w:val="center"/>
-          </w:tcPr>
-          <w:p>
-            <w:pPr>
-              <w:spacing w:before="40" w:after="40"/>
-              <w:jc w:val="left"/>
-            </w:pPr>
-            <w:r>
-              <w:rPr>
-                <w:rFonts w:ascii="Adani" w:hAnsi="Adani"/>
-                <w:b w:val="0"/>
-                <w:sz w:val="18"/>
-                <w:u w:val="none"/>
-              </w:rPr>
-              <w:t>NIL</w:t>
-            </w:r>
-          </w:p>
-        </w:tc>
-        <w:tc>
-          <w:tcPr>
-            <w:tcW w:type="dxa" w:w="1247"/>
-            <w:shd w:val="clear" w:color="auto" w:fill="FFFFFF"/>
-            <w:tcBorders>
-              <w:top w:val="single" w:sz="4" w:space="0" w:color="000000"/>
-              <w:left w:val="single" w:sz="4" w:space="0" w:color="000000"/>
-              <w:bottom w:val="single" w:sz="4" w:space="0" w:color="000000"/>
-              <w:right w:val="single" w:sz="4" w:space="0" w:color="000000"/>
-            </w:tcBorders>
-            <w:vAlign w:val="center"/>
-          </w:tcPr>
-          <w:p>
-            <w:pPr>
-              <w:spacing w:before="40" w:after="40"/>
-              <w:jc w:val="left"/>
-            </w:pPr>
-            <w:r>
-              <w:rPr>
-                <w:rFonts w:ascii="Adani" w:hAnsi="Adani"/>
-                <w:b w:val="0"/>
-                <w:sz w:val="18"/>
-                <w:u w:val="none"/>
-              </w:rPr>
-              <w:t>27/06/2016</w:t>
-            </w:r>
-          </w:p>
-        </w:tc>
-      </w:tr>
-      <w:tr>
-        <w:tc>
-          <w:tcPr>
-            <w:tcW w:type="dxa" w:w="680"/>
-            <w:shd w:val="clear" w:color="auto" w:fill="FFFFFF"/>
-            <w:tcBorders>
-              <w:top w:val="single" w:sz="4" w:space="0" w:color="000000"/>
-              <w:left w:val="single" w:sz="4" w:space="0" w:color="000000"/>
-              <w:bottom w:val="single" w:sz="4" w:space="0" w:color="000000"/>
-              <w:right w:val="single" w:sz="4" w:space="0" w:color="000000"/>
-            </w:tcBorders>
-            <w:vAlign w:val="center"/>
-          </w:tcPr>
-          <w:p>
-            <w:pPr>
-              <w:spacing w:before="40" w:after="40"/>
-              <w:jc w:val="left"/>
-            </w:pPr>
-            <w:r>
-              <w:rPr>
-                <w:rFonts w:ascii="Adani" w:hAnsi="Adani"/>
-                <w:b w:val="0"/>
-                <w:sz w:val="18"/>
-                <w:u w:val="none"/>
-              </w:rPr>
-              <w:t>12</w:t>
+              <w:t>6</w:t>
             </w:r>
           </w:p>
         </w:tc>
@@ -2320,7 +1213,7 @@
                 <w:sz w:val="18"/>
                 <w:u w:val="none"/>
               </w:rPr>
-              <w:t>13</w:t>
+              <w:t>7</w:t>
             </w:r>
           </w:p>
         </w:tc>
@@ -2462,433 +1355,7 @@
                 <w:sz w:val="18"/>
                 <w:u w:val="none"/>
               </w:rPr>
-              <w:t>14</w:t>
-            </w:r>
-          </w:p>
-        </w:tc>
-        <w:tc>
-          <w:tcPr>
-            <w:tcW w:type="dxa" w:w="3969"/>
-            <w:shd w:val="clear" w:color="auto" w:fill="FFFFFF"/>
-            <w:tcBorders>
-              <w:top w:val="single" w:sz="4" w:space="0" w:color="000000"/>
-              <w:left w:val="single" w:sz="4" w:space="0" w:color="000000"/>
-              <w:bottom w:val="single" w:sz="4" w:space="0" w:color="000000"/>
-              <w:right w:val="single" w:sz="4" w:space="0" w:color="000000"/>
-            </w:tcBorders>
-            <w:vAlign w:val="center"/>
-          </w:tcPr>
-          <w:p>
-            <w:pPr>
-              <w:spacing w:before="40" w:after="40"/>
-              <w:jc w:val="left"/>
-            </w:pPr>
-            <w:r>
-              <w:rPr>
-                <w:rFonts w:ascii="Adani" w:hAnsi="Adani"/>
-                <w:b w:val="0"/>
-                <w:sz w:val="18"/>
-                <w:u w:val="none"/>
-              </w:rPr>
-              <w:t>ADANI LOGISTICS LIMITED</w:t>
-            </w:r>
-          </w:p>
-        </w:tc>
-        <w:tc>
-          <w:tcPr>
-            <w:tcW w:type="dxa" w:w="1814"/>
-            <w:shd w:val="clear" w:color="auto" w:fill="FFFFFF"/>
-            <w:tcBorders>
-              <w:top w:val="single" w:sz="4" w:space="0" w:color="000000"/>
-              <w:left w:val="single" w:sz="4" w:space="0" w:color="000000"/>
-              <w:bottom w:val="single" w:sz="4" w:space="0" w:color="000000"/>
-              <w:right w:val="single" w:sz="4" w:space="0" w:color="000000"/>
-            </w:tcBorders>
-            <w:vAlign w:val="center"/>
-          </w:tcPr>
-          <w:p>
-            <w:pPr>
-              <w:spacing w:before="40" w:after="40"/>
-              <w:jc w:val="left"/>
-            </w:pPr>
-            <w:r>
-              <w:rPr>
-                <w:rFonts w:ascii="Adani" w:hAnsi="Adani"/>
-                <w:b w:val="0"/>
-                <w:sz w:val="18"/>
-                <w:u w:val="none"/>
-              </w:rPr>
-              <w:t>Managing Director</w:t>
-            </w:r>
-          </w:p>
-        </w:tc>
-        <w:tc>
-          <w:tcPr>
-            <w:tcW w:type="dxa" w:w="1020"/>
-            <w:shd w:val="clear" w:color="auto" w:fill="FFFFFF"/>
-            <w:tcBorders>
-              <w:top w:val="single" w:sz="4" w:space="0" w:color="000000"/>
-              <w:left w:val="single" w:sz="4" w:space="0" w:color="000000"/>
-              <w:bottom w:val="single" w:sz="4" w:space="0" w:color="000000"/>
-              <w:right w:val="single" w:sz="4" w:space="0" w:color="000000"/>
-            </w:tcBorders>
-            <w:vAlign w:val="center"/>
-          </w:tcPr>
-          <w:p>
-            <w:pPr>
-              <w:spacing w:before="40" w:after="40"/>
-              <w:jc w:val="left"/>
-            </w:pPr>
-            <w:r>
-              <w:rPr>
-                <w:rFonts w:ascii="Adani" w:hAnsi="Adani"/>
-                <w:b w:val="0"/>
-                <w:sz w:val="18"/>
-                <w:u w:val="none"/>
-              </w:rPr>
-              <w:t>NIL</w:t>
-            </w:r>
-          </w:p>
-        </w:tc>
-        <w:tc>
-          <w:tcPr>
-            <w:tcW w:type="dxa" w:w="1247"/>
-            <w:shd w:val="clear" w:color="auto" w:fill="FFFFFF"/>
-            <w:tcBorders>
-              <w:top w:val="single" w:sz="4" w:space="0" w:color="000000"/>
-              <w:left w:val="single" w:sz="4" w:space="0" w:color="000000"/>
-              <w:bottom w:val="single" w:sz="4" w:space="0" w:color="000000"/>
-              <w:right w:val="single" w:sz="4" w:space="0" w:color="000000"/>
-            </w:tcBorders>
-            <w:vAlign w:val="center"/>
-          </w:tcPr>
-          <w:p>
-            <w:pPr>
-              <w:spacing w:before="40" w:after="40"/>
-              <w:jc w:val="left"/>
-            </w:pPr>
-            <w:r>
-              <w:rPr>
-                <w:rFonts w:ascii="Adani" w:hAnsi="Adani"/>
-                <w:b w:val="0"/>
-                <w:sz w:val="18"/>
-                <w:u w:val="none"/>
-              </w:rPr>
-              <w:t>01/11/2015</w:t>
-            </w:r>
-          </w:p>
-        </w:tc>
-      </w:tr>
-      <w:tr>
-        <w:tc>
-          <w:tcPr>
-            <w:tcW w:type="dxa" w:w="680"/>
-            <w:shd w:val="clear" w:color="auto" w:fill="FFFFFF"/>
-            <w:tcBorders>
-              <w:top w:val="single" w:sz="4" w:space="0" w:color="000000"/>
-              <w:left w:val="single" w:sz="4" w:space="0" w:color="000000"/>
-              <w:bottom w:val="single" w:sz="4" w:space="0" w:color="000000"/>
-              <w:right w:val="single" w:sz="4" w:space="0" w:color="000000"/>
-            </w:tcBorders>
-            <w:vAlign w:val="center"/>
-          </w:tcPr>
-          <w:p>
-            <w:pPr>
-              <w:spacing w:before="40" w:after="40"/>
-              <w:jc w:val="left"/>
-            </w:pPr>
-            <w:r>
-              <w:rPr>
-                <w:rFonts w:ascii="Adani" w:hAnsi="Adani"/>
-                <w:b w:val="0"/>
-                <w:sz w:val="18"/>
-                <w:u w:val="none"/>
-              </w:rPr>
-              <w:t>15</w:t>
-            </w:r>
-          </w:p>
-        </w:tc>
-        <w:tc>
-          <w:tcPr>
-            <w:tcW w:type="dxa" w:w="3969"/>
-            <w:shd w:val="clear" w:color="auto" w:fill="FFFFFF"/>
-            <w:tcBorders>
-              <w:top w:val="single" w:sz="4" w:space="0" w:color="000000"/>
-              <w:left w:val="single" w:sz="4" w:space="0" w:color="000000"/>
-              <w:bottom w:val="single" w:sz="4" w:space="0" w:color="000000"/>
-              <w:right w:val="single" w:sz="4" w:space="0" w:color="000000"/>
-            </w:tcBorders>
-            <w:vAlign w:val="center"/>
-          </w:tcPr>
-          <w:p>
-            <w:pPr>
-              <w:spacing w:before="40" w:after="40"/>
-              <w:jc w:val="left"/>
-            </w:pPr>
-            <w:r>
-              <w:rPr>
-                <w:rFonts w:ascii="Adani" w:hAnsi="Adani"/>
-                <w:b w:val="0"/>
-                <w:sz w:val="18"/>
-                <w:u w:val="none"/>
-              </w:rPr>
-              <w:t>ADANI HAZIRA PORT LIMITED</w:t>
-            </w:r>
-          </w:p>
-        </w:tc>
-        <w:tc>
-          <w:tcPr>
-            <w:tcW w:type="dxa" w:w="1814"/>
-            <w:shd w:val="clear" w:color="auto" w:fill="FFFFFF"/>
-            <w:tcBorders>
-              <w:top w:val="single" w:sz="4" w:space="0" w:color="000000"/>
-              <w:left w:val="single" w:sz="4" w:space="0" w:color="000000"/>
-              <w:bottom w:val="single" w:sz="4" w:space="0" w:color="000000"/>
-              <w:right w:val="single" w:sz="4" w:space="0" w:color="000000"/>
-            </w:tcBorders>
-            <w:vAlign w:val="center"/>
-          </w:tcPr>
-          <w:p>
-            <w:pPr>
-              <w:spacing w:before="40" w:after="40"/>
-              <w:jc w:val="left"/>
-            </w:pPr>
-            <w:r>
-              <w:rPr>
-                <w:rFonts w:ascii="Adani" w:hAnsi="Adani"/>
-                <w:b w:val="0"/>
-                <w:sz w:val="18"/>
-                <w:u w:val="none"/>
-              </w:rPr>
-              <w:t>Managing Director</w:t>
-            </w:r>
-          </w:p>
-        </w:tc>
-        <w:tc>
-          <w:tcPr>
-            <w:tcW w:type="dxa" w:w="1020"/>
-            <w:shd w:val="clear" w:color="auto" w:fill="FFFFFF"/>
-            <w:tcBorders>
-              <w:top w:val="single" w:sz="4" w:space="0" w:color="000000"/>
-              <w:left w:val="single" w:sz="4" w:space="0" w:color="000000"/>
-              <w:bottom w:val="single" w:sz="4" w:space="0" w:color="000000"/>
-              <w:right w:val="single" w:sz="4" w:space="0" w:color="000000"/>
-            </w:tcBorders>
-            <w:vAlign w:val="center"/>
-          </w:tcPr>
-          <w:p>
-            <w:pPr>
-              <w:spacing w:before="40" w:after="40"/>
-              <w:jc w:val="left"/>
-            </w:pPr>
-            <w:r>
-              <w:rPr>
-                <w:rFonts w:ascii="Adani" w:hAnsi="Adani"/>
-                <w:b w:val="0"/>
-                <w:sz w:val="18"/>
-                <w:u w:val="none"/>
-              </w:rPr>
-              <w:t>NIL</w:t>
-            </w:r>
-          </w:p>
-        </w:tc>
-        <w:tc>
-          <w:tcPr>
-            <w:tcW w:type="dxa" w:w="1247"/>
-            <w:shd w:val="clear" w:color="auto" w:fill="FFFFFF"/>
-            <w:tcBorders>
-              <w:top w:val="single" w:sz="4" w:space="0" w:color="000000"/>
-              <w:left w:val="single" w:sz="4" w:space="0" w:color="000000"/>
-              <w:bottom w:val="single" w:sz="4" w:space="0" w:color="000000"/>
-              <w:right w:val="single" w:sz="4" w:space="0" w:color="000000"/>
-            </w:tcBorders>
-            <w:vAlign w:val="center"/>
-          </w:tcPr>
-          <w:p>
-            <w:pPr>
-              <w:spacing w:before="40" w:after="40"/>
-              <w:jc w:val="left"/>
-            </w:pPr>
-            <w:r>
-              <w:rPr>
-                <w:rFonts w:ascii="Adani" w:hAnsi="Adani"/>
-                <w:b w:val="0"/>
-                <w:sz w:val="18"/>
-                <w:u w:val="none"/>
-              </w:rPr>
-              <w:t>26/10/2015</w:t>
-            </w:r>
-          </w:p>
-        </w:tc>
-      </w:tr>
-      <w:tr>
-        <w:tc>
-          <w:tcPr>
-            <w:tcW w:type="dxa" w:w="680"/>
-            <w:shd w:val="clear" w:color="auto" w:fill="FFFFFF"/>
-            <w:tcBorders>
-              <w:top w:val="single" w:sz="4" w:space="0" w:color="000000"/>
-              <w:left w:val="single" w:sz="4" w:space="0" w:color="000000"/>
-              <w:bottom w:val="single" w:sz="4" w:space="0" w:color="000000"/>
-              <w:right w:val="single" w:sz="4" w:space="0" w:color="000000"/>
-            </w:tcBorders>
-            <w:vAlign w:val="center"/>
-          </w:tcPr>
-          <w:p>
-            <w:pPr>
-              <w:spacing w:before="40" w:after="40"/>
-              <w:jc w:val="left"/>
-            </w:pPr>
-            <w:r>
-              <w:rPr>
-                <w:rFonts w:ascii="Adani" w:hAnsi="Adani"/>
-                <w:b w:val="0"/>
-                <w:sz w:val="18"/>
-                <w:u w:val="none"/>
-              </w:rPr>
-              <w:t>16</w:t>
-            </w:r>
-          </w:p>
-        </w:tc>
-        <w:tc>
-          <w:tcPr>
-            <w:tcW w:type="dxa" w:w="3969"/>
-            <w:shd w:val="clear" w:color="auto" w:fill="FFFFFF"/>
-            <w:tcBorders>
-              <w:top w:val="single" w:sz="4" w:space="0" w:color="000000"/>
-              <w:left w:val="single" w:sz="4" w:space="0" w:color="000000"/>
-              <w:bottom w:val="single" w:sz="4" w:space="0" w:color="000000"/>
-              <w:right w:val="single" w:sz="4" w:space="0" w:color="000000"/>
-            </w:tcBorders>
-            <w:vAlign w:val="center"/>
-          </w:tcPr>
-          <w:p>
-            <w:pPr>
-              <w:spacing w:before="40" w:after="40"/>
-              <w:jc w:val="left"/>
-            </w:pPr>
-            <w:r>
-              <w:rPr>
-                <w:rFonts w:ascii="Adani" w:hAnsi="Adani"/>
-                <w:b w:val="0"/>
-                <w:sz w:val="18"/>
-                <w:u w:val="none"/>
-              </w:rPr>
-              <w:t>ADANI ENNORE CONTAINER TERMINAL PRIVATE LIMITED</w:t>
-            </w:r>
-          </w:p>
-        </w:tc>
-        <w:tc>
-          <w:tcPr>
-            <w:tcW w:type="dxa" w:w="1814"/>
-            <w:shd w:val="clear" w:color="auto" w:fill="FFFFFF"/>
-            <w:tcBorders>
-              <w:top w:val="single" w:sz="4" w:space="0" w:color="000000"/>
-              <w:left w:val="single" w:sz="4" w:space="0" w:color="000000"/>
-              <w:bottom w:val="single" w:sz="4" w:space="0" w:color="000000"/>
-              <w:right w:val="single" w:sz="4" w:space="0" w:color="000000"/>
-            </w:tcBorders>
-            <w:vAlign w:val="center"/>
-          </w:tcPr>
-          <w:p>
-            <w:pPr>
-              <w:spacing w:before="40" w:after="40"/>
-              <w:jc w:val="left"/>
-            </w:pPr>
-            <w:r>
-              <w:rPr>
-                <w:rFonts w:ascii="Adani" w:hAnsi="Adani"/>
-                <w:b w:val="0"/>
-                <w:sz w:val="18"/>
-                <w:u w:val="none"/>
-              </w:rPr>
-              <w:t>Director</w:t>
-            </w:r>
-          </w:p>
-        </w:tc>
-        <w:tc>
-          <w:tcPr>
-            <w:tcW w:type="dxa" w:w="1020"/>
-            <w:shd w:val="clear" w:color="auto" w:fill="FFFFFF"/>
-            <w:tcBorders>
-              <w:top w:val="single" w:sz="4" w:space="0" w:color="000000"/>
-              <w:left w:val="single" w:sz="4" w:space="0" w:color="000000"/>
-              <w:bottom w:val="single" w:sz="4" w:space="0" w:color="000000"/>
-              <w:right w:val="single" w:sz="4" w:space="0" w:color="000000"/>
-            </w:tcBorders>
-            <w:vAlign w:val="center"/>
-          </w:tcPr>
-          <w:p>
-            <w:pPr>
-              <w:spacing w:before="40" w:after="40"/>
-              <w:jc w:val="left"/>
-            </w:pPr>
-            <w:r>
-              <w:rPr>
-                <w:rFonts w:ascii="Adani" w:hAnsi="Adani"/>
-                <w:b w:val="0"/>
-                <w:sz w:val="18"/>
-                <w:u w:val="none"/>
-              </w:rPr>
-              <w:t>NIL</w:t>
-            </w:r>
-          </w:p>
-        </w:tc>
-        <w:tc>
-          <w:tcPr>
-            <w:tcW w:type="dxa" w:w="1247"/>
-            <w:shd w:val="clear" w:color="auto" w:fill="FFFFFF"/>
-            <w:tcBorders>
-              <w:top w:val="single" w:sz="4" w:space="0" w:color="000000"/>
-              <w:left w:val="single" w:sz="4" w:space="0" w:color="000000"/>
-              <w:bottom w:val="single" w:sz="4" w:space="0" w:color="000000"/>
-              <w:right w:val="single" w:sz="4" w:space="0" w:color="000000"/>
-            </w:tcBorders>
-            <w:vAlign w:val="center"/>
-          </w:tcPr>
-          <w:p>
-            <w:pPr>
-              <w:spacing w:before="40" w:after="40"/>
-              <w:jc w:val="left"/>
-            </w:pPr>
-            <w:r>
-              <w:rPr>
-                <w:rFonts w:ascii="Adani" w:hAnsi="Adani"/>
-                <w:b w:val="0"/>
-                <w:sz w:val="18"/>
-                <w:u w:val="none"/>
-              </w:rPr>
-              <w:t>23/10/2015</w:t>
-            </w:r>
-          </w:p>
-        </w:tc>
-      </w:tr>
-      <w:tr>
-        <w:tc>
-          <w:tcPr>
-            <w:tcW w:type="dxa" w:w="680"/>
-            <w:shd w:val="clear" w:color="auto" w:fill="FFFFFF"/>
-            <w:tcBorders>
-              <w:top w:val="single" w:sz="4" w:space="0" w:color="000000"/>
-              <w:left w:val="single" w:sz="4" w:space="0" w:color="000000"/>
-              <w:bottom w:val="single" w:sz="4" w:space="0" w:color="000000"/>
-              <w:right w:val="single" w:sz="4" w:space="0" w:color="000000"/>
-            </w:tcBorders>
-            <w:vAlign w:val="center"/>
-          </w:tcPr>
-          <w:p>
-            <w:pPr>
-              <w:spacing w:before="40" w:after="40"/>
-              <w:jc w:val="left"/>
-            </w:pPr>
-            <w:r>
-              <w:rPr>
-                <w:rFonts w:ascii="Adani" w:hAnsi="Adani"/>
-                <w:b w:val="0"/>
-                <w:sz w:val="18"/>
-                <w:u w:val="none"/>
-              </w:rPr>
-              <w:t>17</w:t>
+              <w:t>8</w:t>
             </w:r>
           </w:p>
         </w:tc>
@@ -3001,148 +1468,6 @@
                 <w:u w:val="none"/>
               </w:rPr>
               <w:t>01/02/2012</w:t>
-            </w:r>
-          </w:p>
-        </w:tc>
-      </w:tr>
-      <w:tr>
-        <w:tc>
-          <w:tcPr>
-            <w:tcW w:type="dxa" w:w="680"/>
-            <w:shd w:val="clear" w:color="auto" w:fill="FFFFFF"/>
-            <w:tcBorders>
-              <w:top w:val="single" w:sz="4" w:space="0" w:color="000000"/>
-              <w:left w:val="single" w:sz="4" w:space="0" w:color="000000"/>
-              <w:bottom w:val="single" w:sz="4" w:space="0" w:color="000000"/>
-              <w:right w:val="single" w:sz="4" w:space="0" w:color="000000"/>
-            </w:tcBorders>
-            <w:vAlign w:val="center"/>
-          </w:tcPr>
-          <w:p>
-            <w:pPr>
-              <w:spacing w:before="40" w:after="40"/>
-              <w:jc w:val="left"/>
-            </w:pPr>
-            <w:r>
-              <w:rPr>
-                <w:rFonts w:ascii="Adani" w:hAnsi="Adani"/>
-                <w:b w:val="0"/>
-                <w:sz w:val="18"/>
-                <w:u w:val="none"/>
-              </w:rPr>
-              <w:t>18</w:t>
-            </w:r>
-          </w:p>
-        </w:tc>
-        <w:tc>
-          <w:tcPr>
-            <w:tcW w:type="dxa" w:w="3969"/>
-            <w:shd w:val="clear" w:color="auto" w:fill="FFFFFF"/>
-            <w:tcBorders>
-              <w:top w:val="single" w:sz="4" w:space="0" w:color="000000"/>
-              <w:left w:val="single" w:sz="4" w:space="0" w:color="000000"/>
-              <w:bottom w:val="single" w:sz="4" w:space="0" w:color="000000"/>
-              <w:right w:val="single" w:sz="4" w:space="0" w:color="000000"/>
-            </w:tcBorders>
-            <w:vAlign w:val="center"/>
-          </w:tcPr>
-          <w:p>
-            <w:pPr>
-              <w:spacing w:before="40" w:after="40"/>
-              <w:jc w:val="left"/>
-            </w:pPr>
-            <w:r>
-              <w:rPr>
-                <w:rFonts w:ascii="Adani" w:hAnsi="Adani"/>
-                <w:b w:val="0"/>
-                <w:sz w:val="18"/>
-                <w:u w:val="none"/>
-              </w:rPr>
-              <w:t>ADANI INTERNATIONAL CONTAINER TERMINAL PRIVATE LIMITED</w:t>
-            </w:r>
-          </w:p>
-        </w:tc>
-        <w:tc>
-          <w:tcPr>
-            <w:tcW w:type="dxa" w:w="1814"/>
-            <w:shd w:val="clear" w:color="auto" w:fill="FFFFFF"/>
-            <w:tcBorders>
-              <w:top w:val="single" w:sz="4" w:space="0" w:color="000000"/>
-              <w:left w:val="single" w:sz="4" w:space="0" w:color="000000"/>
-              <w:bottom w:val="single" w:sz="4" w:space="0" w:color="000000"/>
-              <w:right w:val="single" w:sz="4" w:space="0" w:color="000000"/>
-            </w:tcBorders>
-            <w:vAlign w:val="center"/>
-          </w:tcPr>
-          <w:p>
-            <w:pPr>
-              <w:spacing w:before="40" w:after="40"/>
-              <w:jc w:val="left"/>
-            </w:pPr>
-            <w:r>
-              <w:rPr>
-                <w:rFonts w:ascii="Adani" w:hAnsi="Adani"/>
-                <w:b w:val="0"/>
-                <w:sz w:val="18"/>
-                <w:u w:val="none"/>
-              </w:rPr>
-              <w:t>Director</w:t>
-            </w:r>
-          </w:p>
-        </w:tc>
-        <w:tc>
-          <w:tcPr>
-            <w:tcW w:type="dxa" w:w="1020"/>
-            <w:shd w:val="clear" w:color="auto" w:fill="FFFFFF"/>
-            <w:tcBorders>
-              <w:top w:val="single" w:sz="4" w:space="0" w:color="000000"/>
-              <w:left w:val="single" w:sz="4" w:space="0" w:color="000000"/>
-              <w:bottom w:val="single" w:sz="4" w:space="0" w:color="000000"/>
-              <w:right w:val="single" w:sz="4" w:space="0" w:color="000000"/>
-            </w:tcBorders>
-            <w:vAlign w:val="center"/>
-          </w:tcPr>
-          <w:p>
-            <w:pPr>
-              <w:spacing w:before="40" w:after="40"/>
-              <w:jc w:val="left"/>
-            </w:pPr>
-            <w:r>
-              <w:rPr>
-                <w:rFonts w:ascii="Adani" w:hAnsi="Adani"/>
-                <w:b w:val="0"/>
-                <w:sz w:val="18"/>
-                <w:u w:val="none"/>
-              </w:rPr>
-              <w:t>NIL</w:t>
-            </w:r>
-          </w:p>
-        </w:tc>
-        <w:tc>
-          <w:tcPr>
-            <w:tcW w:type="dxa" w:w="1247"/>
-            <w:shd w:val="clear" w:color="auto" w:fill="FFFFFF"/>
-            <w:tcBorders>
-              <w:top w:val="single" w:sz="4" w:space="0" w:color="000000"/>
-              <w:left w:val="single" w:sz="4" w:space="0" w:color="000000"/>
-              <w:bottom w:val="single" w:sz="4" w:space="0" w:color="000000"/>
-              <w:right w:val="single" w:sz="4" w:space="0" w:color="000000"/>
-            </w:tcBorders>
-            <w:vAlign w:val="center"/>
-          </w:tcPr>
-          <w:p>
-            <w:pPr>
-              <w:spacing w:before="40" w:after="40"/>
-              <w:jc w:val="left"/>
-            </w:pPr>
-            <w:r>
-              <w:rPr>
-                <w:rFonts w:ascii="Adani" w:hAnsi="Adani"/>
-                <w:b w:val="0"/>
-                <w:sz w:val="18"/>
-                <w:u w:val="none"/>
-              </w:rPr>
-              <w:t>22/04/2011</w:t>
             </w:r>
           </w:p>
         </w:tc>
@@ -3379,7 +1704,7 @@
                 <w:sz w:val="18"/>
                 <w:u w:val="none"/>
               </w:rPr>
-              <w:t>Date:   07th May, 2026</w:t>
+              <w:t>Date:   15th May, 2026</w:t>
             </w:r>
           </w:p>
         </w:tc>
@@ -3645,174 +1970,441 @@
         <w:t>:</w:t>
       </w:r>
     </w:p>
-    <w:p>
-      <w:pPr>
-        <w:pStyle w:val="ListNumber"/>
-        <w:spacing w:before="0" w:after="40"/>
-        <w:ind w:left="720"/>
-      </w:pPr>
-      <w:r>
-        <w:rPr>
-          <w:rFonts w:ascii="Adani" w:hAnsi="Adani"/>
-          <w:b w:val="0"/>
-          <w:sz w:val="20"/>
-          <w:u w:val="none"/>
-        </w:rPr>
-        <w:t>Father</w:t>
-        <w:tab/>
-        <w:tab/>
-        <w:t>:</w:t>
-        <w:tab/>
-        <w:t>NIL</w:t>
-      </w:r>
-    </w:p>
-    <w:p>
-      <w:pPr>
-        <w:pStyle w:val="ListNumber"/>
-        <w:spacing w:before="0" w:after="40"/>
-        <w:ind w:left="720"/>
-      </w:pPr>
-      <w:r>
-        <w:rPr>
-          <w:rFonts w:ascii="Adani" w:hAnsi="Adani"/>
-          <w:b w:val="0"/>
-          <w:sz w:val="20"/>
-          <w:u w:val="none"/>
-        </w:rPr>
-        <w:t>Mother</w:t>
-        <w:tab/>
-        <w:tab/>
-        <w:t>:</w:t>
-        <w:tab/>
-        <w:t>NIL</w:t>
-      </w:r>
-    </w:p>
-    <w:p>
-      <w:pPr>
-        <w:pStyle w:val="ListNumber"/>
-        <w:spacing w:before="0" w:after="40"/>
-        <w:ind w:left="720"/>
-      </w:pPr>
-      <w:r>
-        <w:rPr>
-          <w:rFonts w:ascii="Adani" w:hAnsi="Adani"/>
-          <w:b w:val="0"/>
-          <w:sz w:val="20"/>
-          <w:u w:val="none"/>
-        </w:rPr>
-        <w:t>Son</w:t>
-        <w:tab/>
-        <w:tab/>
-        <w:t>:</w:t>
-        <w:tab/>
-        <w:t>NIL</w:t>
-      </w:r>
-    </w:p>
-    <w:p>
-      <w:pPr>
-        <w:pStyle w:val="ListNumber"/>
-        <w:spacing w:before="0" w:after="40"/>
-        <w:ind w:left="720"/>
-      </w:pPr>
-      <w:r>
-        <w:rPr>
-          <w:rFonts w:ascii="Adani" w:hAnsi="Adani"/>
-          <w:b w:val="0"/>
-          <w:sz w:val="20"/>
-          <w:u w:val="none"/>
-        </w:rPr>
-        <w:t>Son's Wife</w:t>
-        <w:tab/>
-        <w:tab/>
-        <w:t>:</w:t>
-        <w:tab/>
-        <w:t>NIL</w:t>
-      </w:r>
-    </w:p>
-    <w:p>
-      <w:pPr>
-        <w:pStyle w:val="ListNumber"/>
-        <w:spacing w:before="0" w:after="40"/>
-        <w:ind w:left="720"/>
-      </w:pPr>
-      <w:r>
-        <w:rPr>
-          <w:rFonts w:ascii="Adani" w:hAnsi="Adani"/>
-          <w:b w:val="0"/>
-          <w:sz w:val="20"/>
-          <w:u w:val="none"/>
-        </w:rPr>
-        <w:t>Daughter</w:t>
-        <w:tab/>
-        <w:tab/>
-        <w:t>:</w:t>
-        <w:tab/>
-        <w:t>NIL</w:t>
-      </w:r>
-    </w:p>
-    <w:p>
-      <w:pPr>
-        <w:pStyle w:val="ListNumber"/>
-        <w:spacing w:before="0" w:after="40"/>
-        <w:ind w:left="720"/>
-      </w:pPr>
-      <w:r>
-        <w:rPr>
-          <w:rFonts w:ascii="Adani" w:hAnsi="Adani"/>
-          <w:b w:val="0"/>
-          <w:sz w:val="20"/>
-          <w:u w:val="none"/>
-        </w:rPr>
-        <w:t>Daughter's Husband</w:t>
-        <w:tab/>
-        <w:tab/>
-        <w:t>:</w:t>
-        <w:tab/>
-        <w:t>NIL</w:t>
-      </w:r>
-    </w:p>
-    <w:p>
-      <w:pPr>
-        <w:pStyle w:val="ListNumber"/>
-        <w:spacing w:before="0" w:after="40"/>
-        <w:ind w:left="720"/>
-      </w:pPr>
-      <w:r>
-        <w:rPr>
-          <w:rFonts w:ascii="Adani" w:hAnsi="Adani"/>
-          <w:b w:val="0"/>
-          <w:sz w:val="20"/>
-          <w:u w:val="none"/>
-        </w:rPr>
-        <w:t>Brother</w:t>
-        <w:tab/>
-        <w:tab/>
-        <w:t>:</w:t>
-        <w:tab/>
-        <w:t>NIL</w:t>
-      </w:r>
-    </w:p>
-    <w:p>
-      <w:pPr>
-        <w:pStyle w:val="ListNumber"/>
-        <w:spacing w:before="0" w:after="40"/>
-        <w:ind w:left="720"/>
-      </w:pPr>
-      <w:r>
-        <w:rPr>
-          <w:rFonts w:ascii="Adani" w:hAnsi="Adani"/>
-          <w:b w:val="0"/>
-          <w:sz w:val="20"/>
-          <w:u w:val="none"/>
-        </w:rPr>
-        <w:t>Sister</w:t>
-        <w:tab/>
-        <w:tab/>
-        <w:t>:</w:t>
-        <w:tab/>
-        <w:t>NIL</w:t>
-      </w:r>
-    </w:p>
+    <w:tbl>
+      <w:tblPr>
+        <w:tblW w:type="auto" w:w="0"/>
+        <w:jc w:val="left"/>
+        <w:tblLook w:firstColumn="1" w:firstRow="1" w:lastColumn="0" w:lastRow="0" w:noHBand="0" w:noVBand="1" w:val="04A0"/>
+      </w:tblPr>
+      <w:tblGrid>
+        <w:gridCol w:w="4536"/>
+        <w:gridCol w:w="4536"/>
+      </w:tblGrid>
+      <w:tr>
+        <w:tc>
+          <w:tcPr>
+            <w:tcW w:type="dxa" w:w="4536"/>
+            <w:tcBorders>
+              <w:top w:val="none"/>
+              <w:bottom w:val="none"/>
+              <w:left w:val="none"/>
+              <w:right w:val="none"/>
+            </w:tcBorders>
+          </w:tcPr>
+          <w:p>
+            <w:pPr>
+              <w:ind w:left="720"/>
+            </w:pPr>
+            <w:r>
+              <w:rPr>
+                <w:rFonts w:ascii="Adani" w:hAnsi="Adani"/>
+                <w:b w:val="0"/>
+                <w:sz w:val="20"/>
+                <w:u w:val="none"/>
+              </w:rPr>
+              <w:t>1.</w:t>
+              <w:tab/>
+              <w:t>Father</w:t>
+              <w:tab/>
+              <w:t>:</w:t>
+            </w:r>
+          </w:p>
+        </w:tc>
+        <w:tc>
+          <w:tcPr>
+            <w:tcW w:type="dxa" w:w="4536"/>
+            <w:tcBorders>
+              <w:top w:val="none"/>
+              <w:bottom w:val="none"/>
+              <w:left w:val="none"/>
+              <w:right w:val="none"/>
+            </w:tcBorders>
+          </w:tcPr>
+          <w:p>
+            <w:r>
+              <w:rPr>
+                <w:rFonts w:ascii="Adani" w:hAnsi="Adani"/>
+                <w:b w:val="0"/>
+                <w:sz w:val="20"/>
+                <w:u w:val="none"/>
+              </w:rPr>
+              <w:t>NIL</w:t>
+            </w:r>
+          </w:p>
+        </w:tc>
+      </w:tr>
+      <w:tr>
+        <w:tc>
+          <w:tcPr>
+            <w:tcW w:type="dxa" w:w="4536"/>
+            <w:tcBorders>
+              <w:top w:val="none"/>
+              <w:bottom w:val="none"/>
+              <w:left w:val="none"/>
+              <w:right w:val="none"/>
+            </w:tcBorders>
+          </w:tcPr>
+          <w:p>
+            <w:pPr>
+              <w:ind w:left="720"/>
+            </w:pPr>
+            <w:r>
+              <w:rPr>
+                <w:rFonts w:ascii="Adani" w:hAnsi="Adani"/>
+                <w:b w:val="0"/>
+                <w:sz w:val="20"/>
+                <w:u w:val="none"/>
+              </w:rPr>
+              <w:t>2.</w:t>
+              <w:tab/>
+              <w:t>Mother</w:t>
+              <w:tab/>
+              <w:t>:</w:t>
+            </w:r>
+          </w:p>
+        </w:tc>
+        <w:tc>
+          <w:tcPr>
+            <w:tcW w:type="dxa" w:w="4536"/>
+            <w:tcBorders>
+              <w:top w:val="none"/>
+              <w:bottom w:val="none"/>
+              <w:left w:val="none"/>
+              <w:right w:val="none"/>
+            </w:tcBorders>
+          </w:tcPr>
+          <w:p>
+            <w:r>
+              <w:rPr>
+                <w:rFonts w:ascii="Adani" w:hAnsi="Adani"/>
+                <w:b w:val="0"/>
+                <w:sz w:val="20"/>
+                <w:u w:val="none"/>
+              </w:rPr>
+              <w:t>NIL</w:t>
+            </w:r>
+          </w:p>
+        </w:tc>
+      </w:tr>
+      <w:tr>
+        <w:tc>
+          <w:tcPr>
+            <w:tcW w:type="dxa" w:w="4536"/>
+            <w:tcBorders>
+              <w:top w:val="none"/>
+              <w:bottom w:val="none"/>
+              <w:left w:val="none"/>
+              <w:right w:val="none"/>
+            </w:tcBorders>
+          </w:tcPr>
+          <w:p>
+            <w:pPr>
+              <w:ind w:left="720"/>
+            </w:pPr>
+            <w:r>
+              <w:rPr>
+                <w:rFonts w:ascii="Adani" w:hAnsi="Adani"/>
+                <w:b w:val="0"/>
+                <w:sz w:val="20"/>
+                <w:u w:val="none"/>
+              </w:rPr>
+              <w:t>3.</w:t>
+              <w:tab/>
+              <w:t>Son</w:t>
+              <w:tab/>
+              <w:t>:</w:t>
+            </w:r>
+          </w:p>
+        </w:tc>
+        <w:tc>
+          <w:tcPr>
+            <w:tcW w:type="dxa" w:w="4536"/>
+            <w:tcBorders>
+              <w:top w:val="none"/>
+              <w:bottom w:val="none"/>
+              <w:left w:val="none"/>
+              <w:right w:val="none"/>
+            </w:tcBorders>
+          </w:tcPr>
+          <w:p>
+            <w:r>
+              <w:rPr>
+                <w:rFonts w:ascii="Adani" w:hAnsi="Adani"/>
+                <w:b w:val="0"/>
+                <w:sz w:val="20"/>
+                <w:u w:val="none"/>
+              </w:rPr>
+              <w:t>NIL</w:t>
+            </w:r>
+          </w:p>
+        </w:tc>
+      </w:tr>
+      <w:tr>
+        <w:tc>
+          <w:tcPr>
+            <w:tcW w:type="dxa" w:w="4536"/>
+            <w:tcBorders>
+              <w:top w:val="none"/>
+              <w:bottom w:val="none"/>
+              <w:left w:val="none"/>
+              <w:right w:val="none"/>
+            </w:tcBorders>
+          </w:tcPr>
+          <w:p>
+            <w:pPr>
+              <w:ind w:left="720"/>
+            </w:pPr>
+            <w:r>
+              <w:rPr>
+                <w:rFonts w:ascii="Adani" w:hAnsi="Adani"/>
+                <w:b w:val="0"/>
+                <w:sz w:val="20"/>
+                <w:u w:val="none"/>
+              </w:rPr>
+              <w:t>4.</w:t>
+              <w:tab/>
+              <w:t>Son's Wife</w:t>
+              <w:tab/>
+              <w:t>:</w:t>
+            </w:r>
+          </w:p>
+        </w:tc>
+        <w:tc>
+          <w:tcPr>
+            <w:tcW w:type="dxa" w:w="4536"/>
+            <w:tcBorders>
+              <w:top w:val="none"/>
+              <w:bottom w:val="none"/>
+              <w:left w:val="none"/>
+              <w:right w:val="none"/>
+            </w:tcBorders>
+          </w:tcPr>
+          <w:p>
+            <w:r>
+              <w:rPr>
+                <w:rFonts w:ascii="Adani" w:hAnsi="Adani"/>
+                <w:b w:val="0"/>
+                <w:sz w:val="20"/>
+                <w:u w:val="none"/>
+              </w:rPr>
+              <w:t>NIL</w:t>
+            </w:r>
+          </w:p>
+        </w:tc>
+      </w:tr>
+      <w:tr>
+        <w:tc>
+          <w:tcPr>
+            <w:tcW w:type="dxa" w:w="4536"/>
+            <w:tcBorders>
+              <w:top w:val="none"/>
+              <w:bottom w:val="none"/>
+              <w:left w:val="none"/>
+              <w:right w:val="none"/>
+            </w:tcBorders>
+          </w:tcPr>
+          <w:p>
+            <w:pPr>
+              <w:ind w:left="720"/>
+            </w:pPr>
+            <w:r>
+              <w:rPr>
+                <w:rFonts w:ascii="Adani" w:hAnsi="Adani"/>
+                <w:b w:val="0"/>
+                <w:sz w:val="20"/>
+                <w:u w:val="none"/>
+              </w:rPr>
+              <w:t>5.</w:t>
+              <w:tab/>
+              <w:t>Daughter</w:t>
+              <w:tab/>
+              <w:t>:</w:t>
+            </w:r>
+          </w:p>
+        </w:tc>
+        <w:tc>
+          <w:tcPr>
+            <w:tcW w:type="dxa" w:w="4536"/>
+            <w:tcBorders>
+              <w:top w:val="none"/>
+              <w:bottom w:val="none"/>
+              <w:left w:val="none"/>
+              <w:right w:val="none"/>
+            </w:tcBorders>
+          </w:tcPr>
+          <w:p>
+            <w:r>
+              <w:rPr>
+                <w:rFonts w:ascii="Adani" w:hAnsi="Adani"/>
+                <w:b w:val="0"/>
+                <w:sz w:val="20"/>
+                <w:u w:val="none"/>
+              </w:rPr>
+              <w:t>NIL</w:t>
+            </w:r>
+          </w:p>
+        </w:tc>
+      </w:tr>
+      <w:tr>
+        <w:tc>
+          <w:tcPr>
+            <w:tcW w:type="dxa" w:w="4536"/>
+            <w:tcBorders>
+              <w:top w:val="none"/>
+              <w:bottom w:val="none"/>
+              <w:left w:val="none"/>
+              <w:right w:val="none"/>
+            </w:tcBorders>
+          </w:tcPr>
+          <w:p>
+            <w:pPr>
+              <w:ind w:left="720"/>
+            </w:pPr>
+            <w:r>
+              <w:rPr>
+                <w:rFonts w:ascii="Adani" w:hAnsi="Adani"/>
+                <w:b w:val="0"/>
+                <w:sz w:val="20"/>
+                <w:u w:val="none"/>
+              </w:rPr>
+              <w:t>6.</w:t>
+              <w:tab/>
+              <w:t>Daughter's Husband</w:t>
+              <w:tab/>
+              <w:t>:</w:t>
+            </w:r>
+          </w:p>
+        </w:tc>
+        <w:tc>
+          <w:tcPr>
+            <w:tcW w:type="dxa" w:w="4536"/>
+            <w:tcBorders>
+              <w:top w:val="none"/>
+              <w:bottom w:val="none"/>
+              <w:left w:val="none"/>
+              <w:right w:val="none"/>
+            </w:tcBorders>
+          </w:tcPr>
+          <w:p>
+            <w:r>
+              <w:rPr>
+                <w:rFonts w:ascii="Adani" w:hAnsi="Adani"/>
+                <w:b w:val="0"/>
+                <w:sz w:val="20"/>
+                <w:u w:val="none"/>
+              </w:rPr>
+              <w:t>NIL</w:t>
+            </w:r>
+          </w:p>
+        </w:tc>
+      </w:tr>
+      <w:tr>
+        <w:tc>
+          <w:tcPr>
+            <w:tcW w:type="dxa" w:w="4536"/>
+            <w:tcBorders>
+              <w:top w:val="none"/>
+              <w:bottom w:val="none"/>
+              <w:left w:val="none"/>
+              <w:right w:val="none"/>
+            </w:tcBorders>
+          </w:tcPr>
+          <w:p>
+            <w:pPr>
+              <w:ind w:left="720"/>
+            </w:pPr>
+            <w:r>
+              <w:rPr>
+                <w:rFonts w:ascii="Adani" w:hAnsi="Adani"/>
+                <w:b w:val="0"/>
+                <w:sz w:val="20"/>
+                <w:u w:val="none"/>
+              </w:rPr>
+              <w:t>7.</w:t>
+              <w:tab/>
+              <w:t>Brother</w:t>
+              <w:tab/>
+              <w:t>:</w:t>
+            </w:r>
+          </w:p>
+        </w:tc>
+        <w:tc>
+          <w:tcPr>
+            <w:tcW w:type="dxa" w:w="4536"/>
+            <w:tcBorders>
+              <w:top w:val="none"/>
+              <w:bottom w:val="none"/>
+              <w:left w:val="none"/>
+              <w:right w:val="none"/>
+            </w:tcBorders>
+          </w:tcPr>
+          <w:p>
+            <w:r>
+              <w:rPr>
+                <w:rFonts w:ascii="Adani" w:hAnsi="Adani"/>
+                <w:b w:val="0"/>
+                <w:sz w:val="20"/>
+                <w:u w:val="none"/>
+              </w:rPr>
+              <w:t>NIL</w:t>
+            </w:r>
+          </w:p>
+        </w:tc>
+      </w:tr>
+      <w:tr>
+        <w:tc>
+          <w:tcPr>
+            <w:tcW w:type="dxa" w:w="4536"/>
+            <w:tcBorders>
+              <w:top w:val="none"/>
+              <w:bottom w:val="none"/>
+              <w:left w:val="none"/>
+              <w:right w:val="none"/>
+            </w:tcBorders>
+          </w:tcPr>
+          <w:p>
+            <w:pPr>
+              <w:ind w:left="720"/>
+            </w:pPr>
+            <w:r>
+              <w:rPr>
+                <w:rFonts w:ascii="Adani" w:hAnsi="Adani"/>
+                <w:b w:val="0"/>
+                <w:sz w:val="20"/>
+                <w:u w:val="none"/>
+              </w:rPr>
+              <w:t>8.</w:t>
+              <w:tab/>
+              <w:t>Sister</w:t>
+              <w:tab/>
+              <w:t>:</w:t>
+            </w:r>
+          </w:p>
+        </w:tc>
+        <w:tc>
+          <w:tcPr>
+            <w:tcW w:type="dxa" w:w="4536"/>
+            <w:tcBorders>
+              <w:top w:val="none"/>
+              <w:bottom w:val="none"/>
+              <w:left w:val="none"/>
+              <w:right w:val="none"/>
+            </w:tcBorders>
+          </w:tcPr>
+          <w:p>
+            <w:r>
+              <w:rPr>
+                <w:rFonts w:ascii="Adani" w:hAnsi="Adani"/>
+                <w:b w:val="0"/>
+                <w:sz w:val="20"/>
+                <w:u w:val="none"/>
+              </w:rPr>
+              <w:t>NIL</w:t>
+            </w:r>
+          </w:p>
+        </w:tc>
+      </w:tr>
+    </w:tbl>
     <w:p/>
     <w:p>
       <w:pPr>
@@ -4149,7 +2741,7 @@
                 <w:sz w:val="18"/>
                 <w:u w:val="none"/>
               </w:rPr>
-              <w:t>Date:   07th May, 2026</w:t>
+              <w:t>Date:   15th May, 2026</w:t>
             </w:r>
           </w:p>
         </w:tc>
@@ -4310,7 +2902,7 @@
           <w:sz w:val="20"/>
           <w:u w:val="none"/>
         </w:rPr>
-        <w:t>07th May, 2026</w:t>
+        <w:t>15th May, 2026</w:t>
       </w:r>
     </w:p>
     <w:p>
@@ -4370,36 +2962,6 @@
           <w:sz w:val="20"/>
           <w:u w:val="none"/>
         </w:rPr>
-        <w:t>MUNDRA SEZ TEXTILE AND APPAREL PARK PRIVATE LIMITED</w:t>
-      </w:r>
-    </w:p>
-    <w:p>
-      <w:pPr>
-        <w:spacing w:before="0" w:after="20"/>
-        <w:jc w:val="left"/>
-      </w:pPr>
-      <w:r>
-        <w:rPr>
-          <w:rFonts w:ascii="Adani" w:hAnsi="Adani"/>
-          <w:b/>
-          <w:sz w:val="20"/>
-          <w:u w:val="none"/>
-        </w:rPr>
-        <w:t>MUNDRA CRUDE OIL TERMINAL LIMITED</w:t>
-      </w:r>
-    </w:p>
-    <w:p>
-      <w:pPr>
-        <w:spacing w:before="0" w:after="20"/>
-        <w:jc w:val="left"/>
-      </w:pPr>
-      <w:r>
-        <w:rPr>
-          <w:rFonts w:ascii="Adani" w:hAnsi="Adani"/>
-          <w:b/>
-          <w:sz w:val="20"/>
-          <w:u w:val="none"/>
-        </w:rPr>
         <w:t>DIGHI PORT LIMITED</w:t>
       </w:r>
     </w:p>
@@ -4430,21 +2992,6 @@
           <w:sz w:val="20"/>
           <w:u w:val="none"/>
         </w:rPr>
-        <w:t>ADANI TRACKS MANAGEMENT SERVICES LIMITED</w:t>
-      </w:r>
-    </w:p>
-    <w:p>
-      <w:pPr>
-        <w:spacing w:before="0" w:after="20"/>
-        <w:jc w:val="left"/>
-      </w:pPr>
-      <w:r>
-        <w:rPr>
-          <w:rFonts w:ascii="Adani" w:hAnsi="Adani"/>
-          <w:b/>
-          <w:sz w:val="20"/>
-          <w:u w:val="none"/>
-        </w:rPr>
         <w:t>SARGUJA RAIL CORRIDOR PRIVATE LIMITED</w:t>
       </w:r>
     </w:p>
@@ -4460,52 +3007,7 @@
           <w:sz w:val="20"/>
           <w:u w:val="none"/>
         </w:rPr>
-        <w:t>ADANI NYK AUTO LOGISTICS SOLUTIONS PRIVATE LIMITED</w:t>
-      </w:r>
-    </w:p>
-    <w:p>
-      <w:pPr>
-        <w:spacing w:before="0" w:after="20"/>
-        <w:jc w:val="left"/>
-      </w:pPr>
-      <w:r>
-        <w:rPr>
-          <w:rFonts w:ascii="Adani" w:hAnsi="Adani"/>
-          <w:b/>
-          <w:sz w:val="20"/>
-          <w:u w:val="none"/>
-        </w:rPr>
-        <w:t>ADANI PORTS TECHNOLOGIES PRIVATE LIMITED</w:t>
-      </w:r>
-    </w:p>
-    <w:p>
-      <w:pPr>
-        <w:spacing w:before="0" w:after="20"/>
-        <w:jc w:val="left"/>
-      </w:pPr>
-      <w:r>
-        <w:rPr>
-          <w:rFonts w:ascii="Adani" w:hAnsi="Adani"/>
-          <w:b/>
-          <w:sz w:val="20"/>
-          <w:u w:val="none"/>
-        </w:rPr>
         <w:t>DHOLERA PORT AND SPECIAL ECONOMIC ZONE LIMITED</w:t>
-      </w:r>
-    </w:p>
-    <w:p>
-      <w:pPr>
-        <w:spacing w:before="0" w:after="20"/>
-        <w:jc w:val="left"/>
-      </w:pPr>
-      <w:r>
-        <w:rPr>
-          <w:rFonts w:ascii="Adani" w:hAnsi="Adani"/>
-          <w:b/>
-          <w:sz w:val="20"/>
-          <w:u w:val="none"/>
-        </w:rPr>
-        <w:t>INLAND WATERWAYS CONSORTIUM OF ODISHA LIMITED</w:t>
       </w:r>
     </w:p>
     <w:p>
@@ -4550,67 +3052,7 @@
           <w:sz w:val="20"/>
           <w:u w:val="none"/>
         </w:rPr>
-        <w:t>ADANI LOGISTICS LIMITED</w:t>
-      </w:r>
-    </w:p>
-    <w:p>
-      <w:pPr>
-        <w:spacing w:before="0" w:after="20"/>
-        <w:jc w:val="left"/>
-      </w:pPr>
-      <w:r>
-        <w:rPr>
-          <w:rFonts w:ascii="Adani" w:hAnsi="Adani"/>
-          <w:b/>
-          <w:sz w:val="20"/>
-          <w:u w:val="none"/>
-        </w:rPr>
-        <w:t>ADANI HAZIRA PORT LIMITED</w:t>
-      </w:r>
-    </w:p>
-    <w:p>
-      <w:pPr>
-        <w:spacing w:before="0" w:after="20"/>
-        <w:jc w:val="left"/>
-      </w:pPr>
-      <w:r>
-        <w:rPr>
-          <w:rFonts w:ascii="Adani" w:hAnsi="Adani"/>
-          <w:b/>
-          <w:sz w:val="20"/>
-          <w:u w:val="none"/>
-        </w:rPr>
-        <w:t>ADANI ENNORE CONTAINER TERMINAL PRIVATE LIMITED</w:t>
-      </w:r>
-    </w:p>
-    <w:p>
-      <w:pPr>
-        <w:spacing w:before="0" w:after="20"/>
-        <w:jc w:val="left"/>
-      </w:pPr>
-      <w:r>
-        <w:rPr>
-          <w:rFonts w:ascii="Adani" w:hAnsi="Adani"/>
-          <w:b/>
-          <w:sz w:val="20"/>
-          <w:u w:val="none"/>
-        </w:rPr>
         <w:t>ADANI SHIPPING (INDIA) LIMITED</w:t>
-      </w:r>
-    </w:p>
-    <w:p>
-      <w:pPr>
-        <w:spacing w:before="0" w:after="20"/>
-        <w:jc w:val="left"/>
-      </w:pPr>
-      <w:r>
-        <w:rPr>
-          <w:rFonts w:ascii="Adani" w:hAnsi="Adani"/>
-          <w:b/>
-          <w:sz w:val="20"/>
-          <w:u w:val="none"/>
-        </w:rPr>
-        <w:t>ADANI INTERNATIONAL CONTAINER TERMINAL PRIVATE LIMITED</w:t>
       </w:r>
     </w:p>
     <w:p/>
@@ -4686,37 +3128,7 @@
           <w:sz w:val="20"/>
           <w:u w:val="none"/>
         </w:rPr>
-        <w:t>MUNDRA CRUDE OIL TERMINAL LIMITED</w:t>
-      </w:r>
-    </w:p>
-    <w:p>
-      <w:pPr>
-        <w:spacing w:before="0" w:after="20"/>
-        <w:jc w:val="left"/>
-      </w:pPr>
-      <w:r>
-        <w:rPr>
-          <w:rFonts w:ascii="Adani" w:hAnsi="Adani"/>
-          <w:b w:val="0"/>
-          <w:sz w:val="20"/>
-          <w:u w:val="none"/>
-        </w:rPr>
         <w:t>DIGHI PORT LIMITED</w:t>
-      </w:r>
-    </w:p>
-    <w:p>
-      <w:pPr>
-        <w:spacing w:before="0" w:after="20"/>
-        <w:jc w:val="left"/>
-      </w:pPr>
-      <w:r>
-        <w:rPr>
-          <w:rFonts w:ascii="Adani" w:hAnsi="Adani"/>
-          <w:b w:val="0"/>
-          <w:sz w:val="20"/>
-          <w:u w:val="none"/>
-        </w:rPr>
-        <w:t>ADANI TRACKS MANAGEMENT SERVICES LIMITED</w:t>
       </w:r>
     </w:p>
     <w:p>
@@ -4746,52 +3158,7 @@
           <w:sz w:val="20"/>
           <w:u w:val="none"/>
         </w:rPr>
-        <w:t>INLAND WATERWAYS CONSORTIUM OF ODISHA LIMITED</w:t>
-      </w:r>
-    </w:p>
-    <w:p>
-      <w:pPr>
-        <w:spacing w:before="0" w:after="20"/>
-        <w:jc w:val="left"/>
-      </w:pPr>
-      <w:r>
-        <w:rPr>
-          <w:rFonts w:ascii="Adani" w:hAnsi="Adani"/>
-          <w:b w:val="0"/>
-          <w:sz w:val="20"/>
-          <w:u w:val="none"/>
-        </w:rPr>
         <w:t>ADANI KATTUPALLI PORT LIMITED</w:t>
-      </w:r>
-    </w:p>
-    <w:p>
-      <w:pPr>
-        <w:spacing w:before="0" w:after="20"/>
-        <w:jc w:val="left"/>
-      </w:pPr>
-      <w:r>
-        <w:rPr>
-          <w:rFonts w:ascii="Adani" w:hAnsi="Adani"/>
-          <w:b w:val="0"/>
-          <w:sz w:val="20"/>
-          <w:u w:val="none"/>
-        </w:rPr>
-        <w:t>ADANI LOGISTICS LIMITED</w:t>
-      </w:r>
-    </w:p>
-    <w:p>
-      <w:pPr>
-        <w:spacing w:before="0" w:after="20"/>
-        <w:jc w:val="left"/>
-      </w:pPr>
-      <w:r>
-        <w:rPr>
-          <w:rFonts w:ascii="Adani" w:hAnsi="Adani"/>
-          <w:b w:val="0"/>
-          <w:sz w:val="20"/>
-          <w:u w:val="none"/>
-        </w:rPr>
-        <w:t>ADANI HAZIRA PORT LIMITED</w:t>
       </w:r>
     </w:p>
     <w:p>
@@ -4871,21 +3238,6 @@
           <w:sz w:val="20"/>
           <w:u w:val="none"/>
         </w:rPr>
-        <w:t>MUNDRA SEZ TEXTILE AND APPAREL PARK PRIVATE LIMITED</w:t>
-      </w:r>
-    </w:p>
-    <w:p>
-      <w:pPr>
-        <w:spacing w:before="0" w:after="20"/>
-        <w:jc w:val="left"/>
-      </w:pPr>
-      <w:r>
-        <w:rPr>
-          <w:rFonts w:ascii="Adani" w:hAnsi="Adani"/>
-          <w:b w:val="0"/>
-          <w:sz w:val="20"/>
-          <w:u w:val="none"/>
-        </w:rPr>
         <w:t>ADANI TRACKS MANAGEMENT SERVICES PRIVATE LIMITED</w:t>
       </w:r>
     </w:p>
@@ -4916,67 +3268,7 @@
           <w:sz w:val="20"/>
           <w:u w:val="none"/>
         </w:rPr>
-        <w:t>ADANI NYK AUTO LOGISTICS SOLUTIONS PRIVATE LIMITED</w:t>
-      </w:r>
-    </w:p>
-    <w:p>
-      <w:pPr>
-        <w:spacing w:before="0" w:after="20"/>
-        <w:jc w:val="left"/>
-      </w:pPr>
-      <w:r>
-        <w:rPr>
-          <w:rFonts w:ascii="Adani" w:hAnsi="Adani"/>
-          <w:b w:val="0"/>
-          <w:sz w:val="20"/>
-          <w:u w:val="none"/>
-        </w:rPr>
-        <w:t>ADANI PORTS TECHNOLOGIES PRIVATE LIMITED</w:t>
-      </w:r>
-    </w:p>
-    <w:p>
-      <w:pPr>
-        <w:spacing w:before="0" w:after="20"/>
-        <w:jc w:val="left"/>
-      </w:pPr>
-      <w:r>
-        <w:rPr>
-          <w:rFonts w:ascii="Adani" w:hAnsi="Adani"/>
-          <w:b w:val="0"/>
-          <w:sz w:val="20"/>
-          <w:u w:val="none"/>
-        </w:rPr>
         <w:t>ADANI CMA MUNDRA TERMINAL PRIVATE LIMITED</w:t>
-      </w:r>
-    </w:p>
-    <w:p>
-      <w:pPr>
-        <w:spacing w:before="0" w:after="20"/>
-        <w:jc w:val="left"/>
-      </w:pPr>
-      <w:r>
-        <w:rPr>
-          <w:rFonts w:ascii="Adani" w:hAnsi="Adani"/>
-          <w:b w:val="0"/>
-          <w:sz w:val="20"/>
-          <w:u w:val="none"/>
-        </w:rPr>
-        <w:t>ADANI ENNORE CONTAINER TERMINAL PRIVATE LIMITED</w:t>
-      </w:r>
-    </w:p>
-    <w:p>
-      <w:pPr>
-        <w:spacing w:before="0" w:after="20"/>
-        <w:jc w:val="left"/>
-      </w:pPr>
-      <w:r>
-        <w:rPr>
-          <w:rFonts w:ascii="Adani" w:hAnsi="Adani"/>
-          <w:b w:val="0"/>
-          <w:sz w:val="20"/>
-          <w:u w:val="none"/>
-        </w:rPr>
-        <w:t>ADANI INTERNATIONAL CONTAINER TERMINAL PRIVATE LIMITED</w:t>
       </w:r>
     </w:p>
     <w:p/>
@@ -5734,7 +4026,7 @@
                 <w:sz w:val="18"/>
                 <w:u w:val="none"/>
               </w:rPr>
-              <w:t>18</w:t>
+              <w:t>8</w:t>
             </w:r>
           </w:p>
         </w:tc>
@@ -6021,234 +4313,6 @@
                 <w:sz w:val="18"/>
                 <w:u w:val="none"/>
               </w:rPr>
-              <w:t>U74999GJ2005PTC046978</w:t>
-            </w:r>
-          </w:p>
-        </w:tc>
-        <w:tc>
-          <w:tcPr>
-            <w:tcW w:type="dxa" w:w="4252"/>
-            <w:shd w:val="clear" w:color="auto" w:fill="FFFFFF"/>
-            <w:tcBorders>
-              <w:top w:val="single" w:sz="4" w:space="0" w:color="000000"/>
-              <w:left w:val="single" w:sz="4" w:space="0" w:color="000000"/>
-              <w:bottom w:val="single" w:sz="4" w:space="0" w:color="000000"/>
-              <w:right w:val="single" w:sz="4" w:space="0" w:color="000000"/>
-            </w:tcBorders>
-            <w:vAlign w:val="center"/>
-          </w:tcPr>
-          <w:p>
-            <w:pPr>
-              <w:spacing w:before="40" w:after="40"/>
-              <w:jc w:val="left"/>
-            </w:pPr>
-            <w:r>
-              <w:rPr>
-                <w:rFonts w:ascii="Adani" w:hAnsi="Adani"/>
-                <w:b w:val="0"/>
-                <w:sz w:val="18"/>
-                <w:u w:val="none"/>
-              </w:rPr>
-              <w:t>MUNDRA SEZ TEXTILE AND APPAREL PARK PRIVATE LIMITED</w:t>
-            </w:r>
-          </w:p>
-        </w:tc>
-        <w:tc>
-          <w:tcPr>
-            <w:tcW w:type="dxa" w:w="1587"/>
-            <w:shd w:val="clear" w:color="auto" w:fill="FFFFFF"/>
-            <w:tcBorders>
-              <w:top w:val="single" w:sz="4" w:space="0" w:color="000000"/>
-              <w:left w:val="single" w:sz="4" w:space="0" w:color="000000"/>
-              <w:bottom w:val="single" w:sz="4" w:space="0" w:color="000000"/>
-              <w:right w:val="single" w:sz="4" w:space="0" w:color="000000"/>
-            </w:tcBorders>
-            <w:vAlign w:val="center"/>
-          </w:tcPr>
-          <w:p>
-            <w:pPr>
-              <w:spacing w:before="40" w:after="40"/>
-              <w:jc w:val="left"/>
-            </w:pPr>
-            <w:r>
-              <w:rPr>
-                <w:rFonts w:ascii="Adani" w:hAnsi="Adani"/>
-                <w:b w:val="0"/>
-                <w:sz w:val="18"/>
-                <w:u w:val="none"/>
-              </w:rPr>
-              <w:t>Director</w:t>
-            </w:r>
-          </w:p>
-        </w:tc>
-        <w:tc>
-          <w:tcPr>
-            <w:tcW w:type="dxa" w:w="1304"/>
-            <w:shd w:val="clear" w:color="auto" w:fill="FFFFFF"/>
-            <w:tcBorders>
-              <w:top w:val="single" w:sz="4" w:space="0" w:color="000000"/>
-              <w:left w:val="single" w:sz="4" w:space="0" w:color="000000"/>
-              <w:bottom w:val="single" w:sz="4" w:space="0" w:color="000000"/>
-              <w:right w:val="single" w:sz="4" w:space="0" w:color="000000"/>
-            </w:tcBorders>
-            <w:vAlign w:val="center"/>
-          </w:tcPr>
-          <w:p>
-            <w:pPr>
-              <w:spacing w:before="40" w:after="40"/>
-              <w:jc w:val="left"/>
-            </w:pPr>
-            <w:r>
-              <w:rPr>
-                <w:rFonts w:ascii="Adani" w:hAnsi="Adani"/>
-                <w:b w:val="0"/>
-                <w:sz w:val="18"/>
-                <w:u w:val="none"/>
-              </w:rPr>
-              <w:t>22/07/2022</w:t>
-            </w:r>
-          </w:p>
-        </w:tc>
-      </w:tr>
-      <w:tr>
-        <w:tc>
-          <w:tcPr>
-            <w:tcW w:type="dxa" w:w="2268"/>
-            <w:shd w:val="clear" w:color="auto" w:fill="FFFFFF"/>
-            <w:tcBorders>
-              <w:top w:val="single" w:sz="4" w:space="0" w:color="000000"/>
-              <w:left w:val="single" w:sz="4" w:space="0" w:color="000000"/>
-              <w:bottom w:val="single" w:sz="4" w:space="0" w:color="000000"/>
-              <w:right w:val="single" w:sz="4" w:space="0" w:color="000000"/>
-            </w:tcBorders>
-            <w:vAlign w:val="center"/>
-          </w:tcPr>
-          <w:p>
-            <w:pPr>
-              <w:spacing w:before="40" w:after="40"/>
-              <w:jc w:val="left"/>
-            </w:pPr>
-            <w:r>
-              <w:rPr>
-                <w:rFonts w:ascii="Adani" w:hAnsi="Adani"/>
-                <w:b w:val="0"/>
-                <w:sz w:val="18"/>
-                <w:u w:val="none"/>
-              </w:rPr>
-              <w:t>U74110GJ2018PLC102451</w:t>
-            </w:r>
-          </w:p>
-        </w:tc>
-        <w:tc>
-          <w:tcPr>
-            <w:tcW w:type="dxa" w:w="4252"/>
-            <w:shd w:val="clear" w:color="auto" w:fill="FFFFFF"/>
-            <w:tcBorders>
-              <w:top w:val="single" w:sz="4" w:space="0" w:color="000000"/>
-              <w:left w:val="single" w:sz="4" w:space="0" w:color="000000"/>
-              <w:bottom w:val="single" w:sz="4" w:space="0" w:color="000000"/>
-              <w:right w:val="single" w:sz="4" w:space="0" w:color="000000"/>
-            </w:tcBorders>
-            <w:vAlign w:val="center"/>
-          </w:tcPr>
-          <w:p>
-            <w:pPr>
-              <w:spacing w:before="40" w:after="40"/>
-              <w:jc w:val="left"/>
-            </w:pPr>
-            <w:r>
-              <w:rPr>
-                <w:rFonts w:ascii="Adani" w:hAnsi="Adani"/>
-                <w:b w:val="0"/>
-                <w:sz w:val="18"/>
-                <w:u w:val="none"/>
-              </w:rPr>
-              <w:t>MUNDRA CRUDE OIL TERMINAL LIMITED</w:t>
-            </w:r>
-          </w:p>
-        </w:tc>
-        <w:tc>
-          <w:tcPr>
-            <w:tcW w:type="dxa" w:w="1587"/>
-            <w:shd w:val="clear" w:color="auto" w:fill="FFFFFF"/>
-            <w:tcBorders>
-              <w:top w:val="single" w:sz="4" w:space="0" w:color="000000"/>
-              <w:left w:val="single" w:sz="4" w:space="0" w:color="000000"/>
-              <w:bottom w:val="single" w:sz="4" w:space="0" w:color="000000"/>
-              <w:right w:val="single" w:sz="4" w:space="0" w:color="000000"/>
-            </w:tcBorders>
-            <w:vAlign w:val="center"/>
-          </w:tcPr>
-          <w:p>
-            <w:pPr>
-              <w:spacing w:before="40" w:after="40"/>
-              <w:jc w:val="left"/>
-            </w:pPr>
-            <w:r>
-              <w:rPr>
-                <w:rFonts w:ascii="Adani" w:hAnsi="Adani"/>
-                <w:b w:val="0"/>
-                <w:sz w:val="18"/>
-                <w:u w:val="none"/>
-              </w:rPr>
-              <w:t>Director</w:t>
-            </w:r>
-          </w:p>
-        </w:tc>
-        <w:tc>
-          <w:tcPr>
-            <w:tcW w:type="dxa" w:w="1304"/>
-            <w:shd w:val="clear" w:color="auto" w:fill="FFFFFF"/>
-            <w:tcBorders>
-              <w:top w:val="single" w:sz="4" w:space="0" w:color="000000"/>
-              <w:left w:val="single" w:sz="4" w:space="0" w:color="000000"/>
-              <w:bottom w:val="single" w:sz="4" w:space="0" w:color="000000"/>
-              <w:right w:val="single" w:sz="4" w:space="0" w:color="000000"/>
-            </w:tcBorders>
-            <w:vAlign w:val="center"/>
-          </w:tcPr>
-          <w:p>
-            <w:pPr>
-              <w:spacing w:before="40" w:after="40"/>
-              <w:jc w:val="left"/>
-            </w:pPr>
-            <w:r>
-              <w:rPr>
-                <w:rFonts w:ascii="Adani" w:hAnsi="Adani"/>
-                <w:b w:val="0"/>
-                <w:sz w:val="18"/>
-                <w:u w:val="none"/>
-              </w:rPr>
-              <w:t>22/10/2021</w:t>
-            </w:r>
-          </w:p>
-        </w:tc>
-      </w:tr>
-      <w:tr>
-        <w:tc>
-          <w:tcPr>
-            <w:tcW w:type="dxa" w:w="2268"/>
-            <w:shd w:val="clear" w:color="auto" w:fill="FFFFFF"/>
-            <w:tcBorders>
-              <w:top w:val="single" w:sz="4" w:space="0" w:color="000000"/>
-              <w:left w:val="single" w:sz="4" w:space="0" w:color="000000"/>
-              <w:bottom w:val="single" w:sz="4" w:space="0" w:color="000000"/>
-              <w:right w:val="single" w:sz="4" w:space="0" w:color="000000"/>
-            </w:tcBorders>
-            <w:vAlign w:val="center"/>
-          </w:tcPr>
-          <w:p>
-            <w:pPr>
-              <w:spacing w:before="40" w:after="40"/>
-              <w:jc w:val="left"/>
-            </w:pPr>
-            <w:r>
-              <w:rPr>
-                <w:rFonts w:ascii="Adani" w:hAnsi="Adani"/>
-                <w:b w:val="0"/>
-                <w:sz w:val="18"/>
-                <w:u w:val="none"/>
-              </w:rPr>
               <w:t>U35110MH2000PLC127953</w:t>
             </w:r>
           </w:p>
@@ -6477,120 +4541,6 @@
                 <w:sz w:val="18"/>
                 <w:u w:val="none"/>
               </w:rPr>
-              <w:t>U60200GJ2010PLC115649</w:t>
-            </w:r>
-          </w:p>
-        </w:tc>
-        <w:tc>
-          <w:tcPr>
-            <w:tcW w:type="dxa" w:w="4252"/>
-            <w:shd w:val="clear" w:color="auto" w:fill="FFFFFF"/>
-            <w:tcBorders>
-              <w:top w:val="single" w:sz="4" w:space="0" w:color="000000"/>
-              <w:left w:val="single" w:sz="4" w:space="0" w:color="000000"/>
-              <w:bottom w:val="single" w:sz="4" w:space="0" w:color="000000"/>
-              <w:right w:val="single" w:sz="4" w:space="0" w:color="000000"/>
-            </w:tcBorders>
-            <w:vAlign w:val="center"/>
-          </w:tcPr>
-          <w:p>
-            <w:pPr>
-              <w:spacing w:before="40" w:after="40"/>
-              <w:jc w:val="left"/>
-            </w:pPr>
-            <w:r>
-              <w:rPr>
-                <w:rFonts w:ascii="Adani" w:hAnsi="Adani"/>
-                <w:b w:val="0"/>
-                <w:sz w:val="18"/>
-                <w:u w:val="none"/>
-              </w:rPr>
-              <w:t>ADANI TRACKS MANAGEMENT SERVICES LIMITED</w:t>
-            </w:r>
-          </w:p>
-        </w:tc>
-        <w:tc>
-          <w:tcPr>
-            <w:tcW w:type="dxa" w:w="1587"/>
-            <w:shd w:val="clear" w:color="auto" w:fill="FFFFFF"/>
-            <w:tcBorders>
-              <w:top w:val="single" w:sz="4" w:space="0" w:color="000000"/>
-              <w:left w:val="single" w:sz="4" w:space="0" w:color="000000"/>
-              <w:bottom w:val="single" w:sz="4" w:space="0" w:color="000000"/>
-              <w:right w:val="single" w:sz="4" w:space="0" w:color="000000"/>
-            </w:tcBorders>
-            <w:vAlign w:val="center"/>
-          </w:tcPr>
-          <w:p>
-            <w:pPr>
-              <w:spacing w:before="40" w:after="40"/>
-              <w:jc w:val="left"/>
-            </w:pPr>
-            <w:r>
-              <w:rPr>
-                <w:rFonts w:ascii="Adani" w:hAnsi="Adani"/>
-                <w:b w:val="0"/>
-                <w:sz w:val="18"/>
-                <w:u w:val="none"/>
-              </w:rPr>
-              <w:t>Director</w:t>
-            </w:r>
-          </w:p>
-        </w:tc>
-        <w:tc>
-          <w:tcPr>
-            <w:tcW w:type="dxa" w:w="1304"/>
-            <w:shd w:val="clear" w:color="auto" w:fill="FFFFFF"/>
-            <w:tcBorders>
-              <w:top w:val="single" w:sz="4" w:space="0" w:color="000000"/>
-              <w:left w:val="single" w:sz="4" w:space="0" w:color="000000"/>
-              <w:bottom w:val="single" w:sz="4" w:space="0" w:color="000000"/>
-              <w:right w:val="single" w:sz="4" w:space="0" w:color="000000"/>
-            </w:tcBorders>
-            <w:vAlign w:val="center"/>
-          </w:tcPr>
-          <w:p>
-            <w:pPr>
-              <w:spacing w:before="40" w:after="40"/>
-              <w:jc w:val="left"/>
-            </w:pPr>
-            <w:r>
-              <w:rPr>
-                <w:rFonts w:ascii="Adani" w:hAnsi="Adani"/>
-                <w:b w:val="0"/>
-                <w:sz w:val="18"/>
-                <w:u w:val="none"/>
-              </w:rPr>
-              <w:t>28/04/2021</w:t>
-            </w:r>
-          </w:p>
-        </w:tc>
-      </w:tr>
-      <w:tr>
-        <w:tc>
-          <w:tcPr>
-            <w:tcW w:type="dxa" w:w="2268"/>
-            <w:shd w:val="clear" w:color="auto" w:fill="FFFFFF"/>
-            <w:tcBorders>
-              <w:top w:val="single" w:sz="4" w:space="0" w:color="000000"/>
-              <w:left w:val="single" w:sz="4" w:space="0" w:color="000000"/>
-              <w:bottom w:val="single" w:sz="4" w:space="0" w:color="000000"/>
-              <w:right w:val="single" w:sz="4" w:space="0" w:color="000000"/>
-            </w:tcBorders>
-            <w:vAlign w:val="center"/>
-          </w:tcPr>
-          <w:p>
-            <w:pPr>
-              <w:spacing w:before="40" w:after="40"/>
-              <w:jc w:val="left"/>
-            </w:pPr>
-            <w:r>
-              <w:rPr>
-                <w:rFonts w:ascii="Adani" w:hAnsi="Adani"/>
-                <w:b w:val="0"/>
-                <w:sz w:val="18"/>
-                <w:u w:val="none"/>
-              </w:rPr>
               <w:t>U60200DL2010PTC202278</w:t>
             </w:r>
           </w:p>
@@ -6705,234 +4655,6 @@
                 <w:sz w:val="18"/>
                 <w:u w:val="none"/>
               </w:rPr>
-              <w:t>U60221GJ2018PTC104101</w:t>
-            </w:r>
-          </w:p>
-        </w:tc>
-        <w:tc>
-          <w:tcPr>
-            <w:tcW w:type="dxa" w:w="4252"/>
-            <w:shd w:val="clear" w:color="auto" w:fill="FFFFFF"/>
-            <w:tcBorders>
-              <w:top w:val="single" w:sz="4" w:space="0" w:color="000000"/>
-              <w:left w:val="single" w:sz="4" w:space="0" w:color="000000"/>
-              <w:bottom w:val="single" w:sz="4" w:space="0" w:color="000000"/>
-              <w:right w:val="single" w:sz="4" w:space="0" w:color="000000"/>
-            </w:tcBorders>
-            <w:vAlign w:val="center"/>
-          </w:tcPr>
-          <w:p>
-            <w:pPr>
-              <w:spacing w:before="40" w:after="40"/>
-              <w:jc w:val="left"/>
-            </w:pPr>
-            <w:r>
-              <w:rPr>
-                <w:rFonts w:ascii="Adani" w:hAnsi="Adani"/>
-                <w:b w:val="0"/>
-                <w:sz w:val="18"/>
-                <w:u w:val="none"/>
-              </w:rPr>
-              <w:t>ADANI NYK AUTO LOGISTICS SOLUTIONS PRIVATE LIMITED</w:t>
-            </w:r>
-          </w:p>
-        </w:tc>
-        <w:tc>
-          <w:tcPr>
-            <w:tcW w:type="dxa" w:w="1587"/>
-            <w:shd w:val="clear" w:color="auto" w:fill="FFFFFF"/>
-            <w:tcBorders>
-              <w:top w:val="single" w:sz="4" w:space="0" w:color="000000"/>
-              <w:left w:val="single" w:sz="4" w:space="0" w:color="000000"/>
-              <w:bottom w:val="single" w:sz="4" w:space="0" w:color="000000"/>
-              <w:right w:val="single" w:sz="4" w:space="0" w:color="000000"/>
-            </w:tcBorders>
-            <w:vAlign w:val="center"/>
-          </w:tcPr>
-          <w:p>
-            <w:pPr>
-              <w:spacing w:before="40" w:after="40"/>
-              <w:jc w:val="left"/>
-            </w:pPr>
-            <w:r>
-              <w:rPr>
-                <w:rFonts w:ascii="Adani" w:hAnsi="Adani"/>
-                <w:b w:val="0"/>
-                <w:sz w:val="18"/>
-                <w:u w:val="none"/>
-              </w:rPr>
-              <w:t>Director</w:t>
-            </w:r>
-          </w:p>
-        </w:tc>
-        <w:tc>
-          <w:tcPr>
-            <w:tcW w:type="dxa" w:w="1304"/>
-            <w:shd w:val="clear" w:color="auto" w:fill="FFFFFF"/>
-            <w:tcBorders>
-              <w:top w:val="single" w:sz="4" w:space="0" w:color="000000"/>
-              <w:left w:val="single" w:sz="4" w:space="0" w:color="000000"/>
-              <w:bottom w:val="single" w:sz="4" w:space="0" w:color="000000"/>
-              <w:right w:val="single" w:sz="4" w:space="0" w:color="000000"/>
-            </w:tcBorders>
-            <w:vAlign w:val="center"/>
-          </w:tcPr>
-          <w:p>
-            <w:pPr>
-              <w:spacing w:before="40" w:after="40"/>
-              <w:jc w:val="left"/>
-            </w:pPr>
-            <w:r>
-              <w:rPr>
-                <w:rFonts w:ascii="Adani" w:hAnsi="Adani"/>
-                <w:b w:val="0"/>
-                <w:sz w:val="18"/>
-                <w:u w:val="none"/>
-              </w:rPr>
-              <w:t>17/09/2018</w:t>
-            </w:r>
-          </w:p>
-        </w:tc>
-      </w:tr>
-      <w:tr>
-        <w:tc>
-          <w:tcPr>
-            <w:tcW w:type="dxa" w:w="2268"/>
-            <w:shd w:val="clear" w:color="auto" w:fill="FFFFFF"/>
-            <w:tcBorders>
-              <w:top w:val="single" w:sz="4" w:space="0" w:color="000000"/>
-              <w:left w:val="single" w:sz="4" w:space="0" w:color="000000"/>
-              <w:bottom w:val="single" w:sz="4" w:space="0" w:color="000000"/>
-              <w:right w:val="single" w:sz="4" w:space="0" w:color="000000"/>
-            </w:tcBorders>
-            <w:vAlign w:val="center"/>
-          </w:tcPr>
-          <w:p>
-            <w:pPr>
-              <w:spacing w:before="40" w:after="40"/>
-              <w:jc w:val="left"/>
-            </w:pPr>
-            <w:r>
-              <w:rPr>
-                <w:rFonts w:ascii="Adani" w:hAnsi="Adani"/>
-                <w:b w:val="0"/>
-                <w:sz w:val="18"/>
-                <w:u w:val="none"/>
-              </w:rPr>
-              <w:t>U74110GJ2017PTC097358</w:t>
-            </w:r>
-          </w:p>
-        </w:tc>
-        <w:tc>
-          <w:tcPr>
-            <w:tcW w:type="dxa" w:w="4252"/>
-            <w:shd w:val="clear" w:color="auto" w:fill="FFFFFF"/>
-            <w:tcBorders>
-              <w:top w:val="single" w:sz="4" w:space="0" w:color="000000"/>
-              <w:left w:val="single" w:sz="4" w:space="0" w:color="000000"/>
-              <w:bottom w:val="single" w:sz="4" w:space="0" w:color="000000"/>
-              <w:right w:val="single" w:sz="4" w:space="0" w:color="000000"/>
-            </w:tcBorders>
-            <w:vAlign w:val="center"/>
-          </w:tcPr>
-          <w:p>
-            <w:pPr>
-              <w:spacing w:before="40" w:after="40"/>
-              <w:jc w:val="left"/>
-            </w:pPr>
-            <w:r>
-              <w:rPr>
-                <w:rFonts w:ascii="Adani" w:hAnsi="Adani"/>
-                <w:b w:val="0"/>
-                <w:sz w:val="18"/>
-                <w:u w:val="none"/>
-              </w:rPr>
-              <w:t>ADANI PORTS TECHNOLOGIES PRIVATE LIMITED</w:t>
-            </w:r>
-          </w:p>
-        </w:tc>
-        <w:tc>
-          <w:tcPr>
-            <w:tcW w:type="dxa" w:w="1587"/>
-            <w:shd w:val="clear" w:color="auto" w:fill="FFFFFF"/>
-            <w:tcBorders>
-              <w:top w:val="single" w:sz="4" w:space="0" w:color="000000"/>
-              <w:left w:val="single" w:sz="4" w:space="0" w:color="000000"/>
-              <w:bottom w:val="single" w:sz="4" w:space="0" w:color="000000"/>
-              <w:right w:val="single" w:sz="4" w:space="0" w:color="000000"/>
-            </w:tcBorders>
-            <w:vAlign w:val="center"/>
-          </w:tcPr>
-          <w:p>
-            <w:pPr>
-              <w:spacing w:before="40" w:after="40"/>
-              <w:jc w:val="left"/>
-            </w:pPr>
-            <w:r>
-              <w:rPr>
-                <w:rFonts w:ascii="Adani" w:hAnsi="Adani"/>
-                <w:b w:val="0"/>
-                <w:sz w:val="18"/>
-                <w:u w:val="none"/>
-              </w:rPr>
-              <w:t>Director</w:t>
-            </w:r>
-          </w:p>
-        </w:tc>
-        <w:tc>
-          <w:tcPr>
-            <w:tcW w:type="dxa" w:w="1304"/>
-            <w:shd w:val="clear" w:color="auto" w:fill="FFFFFF"/>
-            <w:tcBorders>
-              <w:top w:val="single" w:sz="4" w:space="0" w:color="000000"/>
-              <w:left w:val="single" w:sz="4" w:space="0" w:color="000000"/>
-              <w:bottom w:val="single" w:sz="4" w:space="0" w:color="000000"/>
-              <w:right w:val="single" w:sz="4" w:space="0" w:color="000000"/>
-            </w:tcBorders>
-            <w:vAlign w:val="center"/>
-          </w:tcPr>
-          <w:p>
-            <w:pPr>
-              <w:spacing w:before="40" w:after="40"/>
-              <w:jc w:val="left"/>
-            </w:pPr>
-            <w:r>
-              <w:rPr>
-                <w:rFonts w:ascii="Adani" w:hAnsi="Adani"/>
-                <w:b w:val="0"/>
-                <w:sz w:val="18"/>
-                <w:u w:val="none"/>
-              </w:rPr>
-              <w:t>17/05/2017</w:t>
-            </w:r>
-          </w:p>
-        </w:tc>
-      </w:tr>
-      <w:tr>
-        <w:tc>
-          <w:tcPr>
-            <w:tcW w:type="dxa" w:w="2268"/>
-            <w:shd w:val="clear" w:color="auto" w:fill="FFFFFF"/>
-            <w:tcBorders>
-              <w:top w:val="single" w:sz="4" w:space="0" w:color="000000"/>
-              <w:left w:val="single" w:sz="4" w:space="0" w:color="000000"/>
-              <w:bottom w:val="single" w:sz="4" w:space="0" w:color="000000"/>
-              <w:right w:val="single" w:sz="4" w:space="0" w:color="000000"/>
-            </w:tcBorders>
-            <w:vAlign w:val="center"/>
-          </w:tcPr>
-          <w:p>
-            <w:pPr>
-              <w:spacing w:before="40" w:after="40"/>
-              <w:jc w:val="left"/>
-            </w:pPr>
-            <w:r>
-              <w:rPr>
-                <w:rFonts w:ascii="Adani" w:hAnsi="Adani"/>
-                <w:b w:val="0"/>
-                <w:sz w:val="18"/>
-                <w:u w:val="none"/>
-              </w:rPr>
               <w:t>U45203GJ1998PLC053261</w:t>
             </w:r>
           </w:p>
@@ -7018,120 +4740,6 @@
                 <w:u w:val="none"/>
               </w:rPr>
               <w:t>30/08/2016</w:t>
-            </w:r>
-          </w:p>
-        </w:tc>
-      </w:tr>
-      <w:tr>
-        <w:tc>
-          <w:tcPr>
-            <w:tcW w:type="dxa" w:w="2268"/>
-            <w:shd w:val="clear" w:color="auto" w:fill="FFFFFF"/>
-            <w:tcBorders>
-              <w:top w:val="single" w:sz="4" w:space="0" w:color="000000"/>
-              <w:left w:val="single" w:sz="4" w:space="0" w:color="000000"/>
-              <w:bottom w:val="single" w:sz="4" w:space="0" w:color="000000"/>
-              <w:right w:val="single" w:sz="4" w:space="0" w:color="000000"/>
-            </w:tcBorders>
-            <w:vAlign w:val="center"/>
-          </w:tcPr>
-          <w:p>
-            <w:pPr>
-              <w:spacing w:before="40" w:after="40"/>
-              <w:jc w:val="left"/>
-            </w:pPr>
-            <w:r>
-              <w:rPr>
-                <w:rFonts w:ascii="Adani" w:hAnsi="Adani"/>
-                <w:b w:val="0"/>
-                <w:sz w:val="18"/>
-                <w:u w:val="none"/>
-              </w:rPr>
-              <w:t>U61200OR2016SGC025443</w:t>
-            </w:r>
-          </w:p>
-        </w:tc>
-        <w:tc>
-          <w:tcPr>
-            <w:tcW w:type="dxa" w:w="4252"/>
-            <w:shd w:val="clear" w:color="auto" w:fill="FFFFFF"/>
-            <w:tcBorders>
-              <w:top w:val="single" w:sz="4" w:space="0" w:color="000000"/>
-              <w:left w:val="single" w:sz="4" w:space="0" w:color="000000"/>
-              <w:bottom w:val="single" w:sz="4" w:space="0" w:color="000000"/>
-              <w:right w:val="single" w:sz="4" w:space="0" w:color="000000"/>
-            </w:tcBorders>
-            <w:vAlign w:val="center"/>
-          </w:tcPr>
-          <w:p>
-            <w:pPr>
-              <w:spacing w:before="40" w:after="40"/>
-              <w:jc w:val="left"/>
-            </w:pPr>
-            <w:r>
-              <w:rPr>
-                <w:rFonts w:ascii="Adani" w:hAnsi="Adani"/>
-                <w:b w:val="0"/>
-                <w:sz w:val="18"/>
-                <w:u w:val="none"/>
-              </w:rPr>
-              <w:t>INLAND WATERWAYS CONSORTIUM OF ODISHA LIMITED</w:t>
-            </w:r>
-          </w:p>
-        </w:tc>
-        <w:tc>
-          <w:tcPr>
-            <w:tcW w:type="dxa" w:w="1587"/>
-            <w:shd w:val="clear" w:color="auto" w:fill="FFFFFF"/>
-            <w:tcBorders>
-              <w:top w:val="single" w:sz="4" w:space="0" w:color="000000"/>
-              <w:left w:val="single" w:sz="4" w:space="0" w:color="000000"/>
-              <w:bottom w:val="single" w:sz="4" w:space="0" w:color="000000"/>
-              <w:right w:val="single" w:sz="4" w:space="0" w:color="000000"/>
-            </w:tcBorders>
-            <w:vAlign w:val="center"/>
-          </w:tcPr>
-          <w:p>
-            <w:pPr>
-              <w:spacing w:before="40" w:after="40"/>
-              <w:jc w:val="left"/>
-            </w:pPr>
-            <w:r>
-              <w:rPr>
-                <w:rFonts w:ascii="Adani" w:hAnsi="Adani"/>
-                <w:b w:val="0"/>
-                <w:sz w:val="18"/>
-                <w:u w:val="none"/>
-              </w:rPr>
-              <w:t>Director</w:t>
-            </w:r>
-          </w:p>
-        </w:tc>
-        <w:tc>
-          <w:tcPr>
-            <w:tcW w:type="dxa" w:w="1304"/>
-            <w:shd w:val="clear" w:color="auto" w:fill="FFFFFF"/>
-            <w:tcBorders>
-              <w:top w:val="single" w:sz="4" w:space="0" w:color="000000"/>
-              <w:left w:val="single" w:sz="4" w:space="0" w:color="000000"/>
-              <w:bottom w:val="single" w:sz="4" w:space="0" w:color="000000"/>
-              <w:right w:val="single" w:sz="4" w:space="0" w:color="000000"/>
-            </w:tcBorders>
-            <w:vAlign w:val="center"/>
-          </w:tcPr>
-          <w:p>
-            <w:pPr>
-              <w:spacing w:before="40" w:after="40"/>
-              <w:jc w:val="left"/>
-            </w:pPr>
-            <w:r>
-              <w:rPr>
-                <w:rFonts w:ascii="Adani" w:hAnsi="Adani"/>
-                <w:b w:val="0"/>
-                <w:sz w:val="18"/>
-                <w:u w:val="none"/>
-              </w:rPr>
-              <w:t>27/06/2016</w:t>
             </w:r>
           </w:p>
         </w:tc>
@@ -7389,348 +4997,6 @@
                 <w:sz w:val="18"/>
                 <w:u w:val="none"/>
               </w:rPr>
-              <w:t>U63090GJ2005PLC046419</w:t>
-            </w:r>
-          </w:p>
-        </w:tc>
-        <w:tc>
-          <w:tcPr>
-            <w:tcW w:type="dxa" w:w="4252"/>
-            <w:shd w:val="clear" w:color="auto" w:fill="FFFFFF"/>
-            <w:tcBorders>
-              <w:top w:val="single" w:sz="4" w:space="0" w:color="000000"/>
-              <w:left w:val="single" w:sz="4" w:space="0" w:color="000000"/>
-              <w:bottom w:val="single" w:sz="4" w:space="0" w:color="000000"/>
-              <w:right w:val="single" w:sz="4" w:space="0" w:color="000000"/>
-            </w:tcBorders>
-            <w:vAlign w:val="center"/>
-          </w:tcPr>
-          <w:p>
-            <w:pPr>
-              <w:spacing w:before="40" w:after="40"/>
-              <w:jc w:val="left"/>
-            </w:pPr>
-            <w:r>
-              <w:rPr>
-                <w:rFonts w:ascii="Adani" w:hAnsi="Adani"/>
-                <w:b w:val="0"/>
-                <w:sz w:val="18"/>
-                <w:u w:val="none"/>
-              </w:rPr>
-              <w:t>ADANI LOGISTICS LIMITED</w:t>
-            </w:r>
-          </w:p>
-        </w:tc>
-        <w:tc>
-          <w:tcPr>
-            <w:tcW w:type="dxa" w:w="1587"/>
-            <w:shd w:val="clear" w:color="auto" w:fill="FFFFFF"/>
-            <w:tcBorders>
-              <w:top w:val="single" w:sz="4" w:space="0" w:color="000000"/>
-              <w:left w:val="single" w:sz="4" w:space="0" w:color="000000"/>
-              <w:bottom w:val="single" w:sz="4" w:space="0" w:color="000000"/>
-              <w:right w:val="single" w:sz="4" w:space="0" w:color="000000"/>
-            </w:tcBorders>
-            <w:vAlign w:val="center"/>
-          </w:tcPr>
-          <w:p>
-            <w:pPr>
-              <w:spacing w:before="40" w:after="40"/>
-              <w:jc w:val="left"/>
-            </w:pPr>
-            <w:r>
-              <w:rPr>
-                <w:rFonts w:ascii="Adani" w:hAnsi="Adani"/>
-                <w:b w:val="0"/>
-                <w:sz w:val="18"/>
-                <w:u w:val="none"/>
-              </w:rPr>
-              <w:t>Managing Director</w:t>
-            </w:r>
-          </w:p>
-        </w:tc>
-        <w:tc>
-          <w:tcPr>
-            <w:tcW w:type="dxa" w:w="1304"/>
-            <w:shd w:val="clear" w:color="auto" w:fill="FFFFFF"/>
-            <w:tcBorders>
-              <w:top w:val="single" w:sz="4" w:space="0" w:color="000000"/>
-              <w:left w:val="single" w:sz="4" w:space="0" w:color="000000"/>
-              <w:bottom w:val="single" w:sz="4" w:space="0" w:color="000000"/>
-              <w:right w:val="single" w:sz="4" w:space="0" w:color="000000"/>
-            </w:tcBorders>
-            <w:vAlign w:val="center"/>
-          </w:tcPr>
-          <w:p>
-            <w:pPr>
-              <w:spacing w:before="40" w:after="40"/>
-              <w:jc w:val="left"/>
-            </w:pPr>
-            <w:r>
-              <w:rPr>
-                <w:rFonts w:ascii="Adani" w:hAnsi="Adani"/>
-                <w:b w:val="0"/>
-                <w:sz w:val="18"/>
-                <w:u w:val="none"/>
-              </w:rPr>
-              <w:t>01/11/2015</w:t>
-            </w:r>
-          </w:p>
-        </w:tc>
-      </w:tr>
-      <w:tr>
-        <w:tc>
-          <w:tcPr>
-            <w:tcW w:type="dxa" w:w="2268"/>
-            <w:shd w:val="clear" w:color="auto" w:fill="FFFFFF"/>
-            <w:tcBorders>
-              <w:top w:val="single" w:sz="4" w:space="0" w:color="000000"/>
-              <w:left w:val="single" w:sz="4" w:space="0" w:color="000000"/>
-              <w:bottom w:val="single" w:sz="4" w:space="0" w:color="000000"/>
-              <w:right w:val="single" w:sz="4" w:space="0" w:color="000000"/>
-            </w:tcBorders>
-            <w:vAlign w:val="center"/>
-          </w:tcPr>
-          <w:p>
-            <w:pPr>
-              <w:spacing w:before="40" w:after="40"/>
-              <w:jc w:val="left"/>
-            </w:pPr>
-            <w:r>
-              <w:rPr>
-                <w:rFonts w:ascii="Adani" w:hAnsi="Adani"/>
-                <w:b w:val="0"/>
-                <w:sz w:val="18"/>
-                <w:u w:val="none"/>
-              </w:rPr>
-              <w:t>U45209GJ2009PLC058789</w:t>
-            </w:r>
-          </w:p>
-        </w:tc>
-        <w:tc>
-          <w:tcPr>
-            <w:tcW w:type="dxa" w:w="4252"/>
-            <w:shd w:val="clear" w:color="auto" w:fill="FFFFFF"/>
-            <w:tcBorders>
-              <w:top w:val="single" w:sz="4" w:space="0" w:color="000000"/>
-              <w:left w:val="single" w:sz="4" w:space="0" w:color="000000"/>
-              <w:bottom w:val="single" w:sz="4" w:space="0" w:color="000000"/>
-              <w:right w:val="single" w:sz="4" w:space="0" w:color="000000"/>
-            </w:tcBorders>
-            <w:vAlign w:val="center"/>
-          </w:tcPr>
-          <w:p>
-            <w:pPr>
-              <w:spacing w:before="40" w:after="40"/>
-              <w:jc w:val="left"/>
-            </w:pPr>
-            <w:r>
-              <w:rPr>
-                <w:rFonts w:ascii="Adani" w:hAnsi="Adani"/>
-                <w:b w:val="0"/>
-                <w:sz w:val="18"/>
-                <w:u w:val="none"/>
-              </w:rPr>
-              <w:t>ADANI HAZIRA PORT LIMITED</w:t>
-            </w:r>
-          </w:p>
-        </w:tc>
-        <w:tc>
-          <w:tcPr>
-            <w:tcW w:type="dxa" w:w="1587"/>
-            <w:shd w:val="clear" w:color="auto" w:fill="FFFFFF"/>
-            <w:tcBorders>
-              <w:top w:val="single" w:sz="4" w:space="0" w:color="000000"/>
-              <w:left w:val="single" w:sz="4" w:space="0" w:color="000000"/>
-              <w:bottom w:val="single" w:sz="4" w:space="0" w:color="000000"/>
-              <w:right w:val="single" w:sz="4" w:space="0" w:color="000000"/>
-            </w:tcBorders>
-            <w:vAlign w:val="center"/>
-          </w:tcPr>
-          <w:p>
-            <w:pPr>
-              <w:spacing w:before="40" w:after="40"/>
-              <w:jc w:val="left"/>
-            </w:pPr>
-            <w:r>
-              <w:rPr>
-                <w:rFonts w:ascii="Adani" w:hAnsi="Adani"/>
-                <w:b w:val="0"/>
-                <w:sz w:val="18"/>
-                <w:u w:val="none"/>
-              </w:rPr>
-              <w:t>Managing Director</w:t>
-            </w:r>
-          </w:p>
-        </w:tc>
-        <w:tc>
-          <w:tcPr>
-            <w:tcW w:type="dxa" w:w="1304"/>
-            <w:shd w:val="clear" w:color="auto" w:fill="FFFFFF"/>
-            <w:tcBorders>
-              <w:top w:val="single" w:sz="4" w:space="0" w:color="000000"/>
-              <w:left w:val="single" w:sz="4" w:space="0" w:color="000000"/>
-              <w:bottom w:val="single" w:sz="4" w:space="0" w:color="000000"/>
-              <w:right w:val="single" w:sz="4" w:space="0" w:color="000000"/>
-            </w:tcBorders>
-            <w:vAlign w:val="center"/>
-          </w:tcPr>
-          <w:p>
-            <w:pPr>
-              <w:spacing w:before="40" w:after="40"/>
-              <w:jc w:val="left"/>
-            </w:pPr>
-            <w:r>
-              <w:rPr>
-                <w:rFonts w:ascii="Adani" w:hAnsi="Adani"/>
-                <w:b w:val="0"/>
-                <w:sz w:val="18"/>
-                <w:u w:val="none"/>
-              </w:rPr>
-              <w:t>26/10/2015</w:t>
-            </w:r>
-          </w:p>
-        </w:tc>
-      </w:tr>
-      <w:tr>
-        <w:tc>
-          <w:tcPr>
-            <w:tcW w:type="dxa" w:w="2268"/>
-            <w:shd w:val="clear" w:color="auto" w:fill="FFFFFF"/>
-            <w:tcBorders>
-              <w:top w:val="single" w:sz="4" w:space="0" w:color="000000"/>
-              <w:left w:val="single" w:sz="4" w:space="0" w:color="000000"/>
-              <w:bottom w:val="single" w:sz="4" w:space="0" w:color="000000"/>
-              <w:right w:val="single" w:sz="4" w:space="0" w:color="000000"/>
-            </w:tcBorders>
-            <w:vAlign w:val="center"/>
-          </w:tcPr>
-          <w:p>
-            <w:pPr>
-              <w:spacing w:before="40" w:after="40"/>
-              <w:jc w:val="left"/>
-            </w:pPr>
-            <w:r>
-              <w:rPr>
-                <w:rFonts w:ascii="Adani" w:hAnsi="Adani"/>
-                <w:b w:val="0"/>
-                <w:sz w:val="18"/>
-                <w:u w:val="none"/>
-              </w:rPr>
-              <w:t>U61200GJ2014PTC078795</w:t>
-            </w:r>
-          </w:p>
-        </w:tc>
-        <w:tc>
-          <w:tcPr>
-            <w:tcW w:type="dxa" w:w="4252"/>
-            <w:shd w:val="clear" w:color="auto" w:fill="FFFFFF"/>
-            <w:tcBorders>
-              <w:top w:val="single" w:sz="4" w:space="0" w:color="000000"/>
-              <w:left w:val="single" w:sz="4" w:space="0" w:color="000000"/>
-              <w:bottom w:val="single" w:sz="4" w:space="0" w:color="000000"/>
-              <w:right w:val="single" w:sz="4" w:space="0" w:color="000000"/>
-            </w:tcBorders>
-            <w:vAlign w:val="center"/>
-          </w:tcPr>
-          <w:p>
-            <w:pPr>
-              <w:spacing w:before="40" w:after="40"/>
-              <w:jc w:val="left"/>
-            </w:pPr>
-            <w:r>
-              <w:rPr>
-                <w:rFonts w:ascii="Adani" w:hAnsi="Adani"/>
-                <w:b w:val="0"/>
-                <w:sz w:val="18"/>
-                <w:u w:val="none"/>
-              </w:rPr>
-              <w:t>ADANI ENNORE CONTAINER TERMINAL PRIVATE LIMITED</w:t>
-            </w:r>
-          </w:p>
-        </w:tc>
-        <w:tc>
-          <w:tcPr>
-            <w:tcW w:type="dxa" w:w="1587"/>
-            <w:shd w:val="clear" w:color="auto" w:fill="FFFFFF"/>
-            <w:tcBorders>
-              <w:top w:val="single" w:sz="4" w:space="0" w:color="000000"/>
-              <w:left w:val="single" w:sz="4" w:space="0" w:color="000000"/>
-              <w:bottom w:val="single" w:sz="4" w:space="0" w:color="000000"/>
-              <w:right w:val="single" w:sz="4" w:space="0" w:color="000000"/>
-            </w:tcBorders>
-            <w:vAlign w:val="center"/>
-          </w:tcPr>
-          <w:p>
-            <w:pPr>
-              <w:spacing w:before="40" w:after="40"/>
-              <w:jc w:val="left"/>
-            </w:pPr>
-            <w:r>
-              <w:rPr>
-                <w:rFonts w:ascii="Adani" w:hAnsi="Adani"/>
-                <w:b w:val="0"/>
-                <w:sz w:val="18"/>
-                <w:u w:val="none"/>
-              </w:rPr>
-              <w:t>Director</w:t>
-            </w:r>
-          </w:p>
-        </w:tc>
-        <w:tc>
-          <w:tcPr>
-            <w:tcW w:type="dxa" w:w="1304"/>
-            <w:shd w:val="clear" w:color="auto" w:fill="FFFFFF"/>
-            <w:tcBorders>
-              <w:top w:val="single" w:sz="4" w:space="0" w:color="000000"/>
-              <w:left w:val="single" w:sz="4" w:space="0" w:color="000000"/>
-              <w:bottom w:val="single" w:sz="4" w:space="0" w:color="000000"/>
-              <w:right w:val="single" w:sz="4" w:space="0" w:color="000000"/>
-            </w:tcBorders>
-            <w:vAlign w:val="center"/>
-          </w:tcPr>
-          <w:p>
-            <w:pPr>
-              <w:spacing w:before="40" w:after="40"/>
-              <w:jc w:val="left"/>
-            </w:pPr>
-            <w:r>
-              <w:rPr>
-                <w:rFonts w:ascii="Adani" w:hAnsi="Adani"/>
-                <w:b w:val="0"/>
-                <w:sz w:val="18"/>
-                <w:u w:val="none"/>
-              </w:rPr>
-              <w:t>23/10/2015</w:t>
-            </w:r>
-          </w:p>
-        </w:tc>
-      </w:tr>
-      <w:tr>
-        <w:tc>
-          <w:tcPr>
-            <w:tcW w:type="dxa" w:w="2268"/>
-            <w:shd w:val="clear" w:color="auto" w:fill="FFFFFF"/>
-            <w:tcBorders>
-              <w:top w:val="single" w:sz="4" w:space="0" w:color="000000"/>
-              <w:left w:val="single" w:sz="4" w:space="0" w:color="000000"/>
-              <w:bottom w:val="single" w:sz="4" w:space="0" w:color="000000"/>
-              <w:right w:val="single" w:sz="4" w:space="0" w:color="000000"/>
-            </w:tcBorders>
-            <w:vAlign w:val="center"/>
-          </w:tcPr>
-          <w:p>
-            <w:pPr>
-              <w:spacing w:before="40" w:after="40"/>
-              <w:jc w:val="left"/>
-            </w:pPr>
-            <w:r>
-              <w:rPr>
-                <w:rFonts w:ascii="Adani" w:hAnsi="Adani"/>
-                <w:b w:val="0"/>
-                <w:sz w:val="18"/>
-                <w:u w:val="none"/>
-              </w:rPr>
               <w:t>U63090MH2010PLC207152</w:t>
             </w:r>
           </w:p>
@@ -7816,120 +5082,6 @@
                 <w:u w:val="none"/>
               </w:rPr>
               <w:t>01/02/2012</w:t>
-            </w:r>
-          </w:p>
-        </w:tc>
-      </w:tr>
-      <w:tr>
-        <w:tc>
-          <w:tcPr>
-            <w:tcW w:type="dxa" w:w="2268"/>
-            <w:shd w:val="clear" w:color="auto" w:fill="FFFFFF"/>
-            <w:tcBorders>
-              <w:top w:val="single" w:sz="4" w:space="0" w:color="000000"/>
-              <w:left w:val="single" w:sz="4" w:space="0" w:color="000000"/>
-              <w:bottom w:val="single" w:sz="4" w:space="0" w:color="000000"/>
-              <w:right w:val="single" w:sz="4" w:space="0" w:color="000000"/>
-            </w:tcBorders>
-            <w:vAlign w:val="center"/>
-          </w:tcPr>
-          <w:p>
-            <w:pPr>
-              <w:spacing w:before="40" w:after="40"/>
-              <w:jc w:val="left"/>
-            </w:pPr>
-            <w:r>
-              <w:rPr>
-                <w:rFonts w:ascii="Adani" w:hAnsi="Adani"/>
-                <w:b w:val="0"/>
-                <w:sz w:val="18"/>
-                <w:u w:val="none"/>
-              </w:rPr>
-              <w:t>U61200GJ2011PTC065095</w:t>
-            </w:r>
-          </w:p>
-        </w:tc>
-        <w:tc>
-          <w:tcPr>
-            <w:tcW w:type="dxa" w:w="4252"/>
-            <w:shd w:val="clear" w:color="auto" w:fill="FFFFFF"/>
-            <w:tcBorders>
-              <w:top w:val="single" w:sz="4" w:space="0" w:color="000000"/>
-              <w:left w:val="single" w:sz="4" w:space="0" w:color="000000"/>
-              <w:bottom w:val="single" w:sz="4" w:space="0" w:color="000000"/>
-              <w:right w:val="single" w:sz="4" w:space="0" w:color="000000"/>
-            </w:tcBorders>
-            <w:vAlign w:val="center"/>
-          </w:tcPr>
-          <w:p>
-            <w:pPr>
-              <w:spacing w:before="40" w:after="40"/>
-              <w:jc w:val="left"/>
-            </w:pPr>
-            <w:r>
-              <w:rPr>
-                <w:rFonts w:ascii="Adani" w:hAnsi="Adani"/>
-                <w:b w:val="0"/>
-                <w:sz w:val="18"/>
-                <w:u w:val="none"/>
-              </w:rPr>
-              <w:t>ADANI INTERNATIONAL CONTAINER TERMINAL PRIVATE LIMITED</w:t>
-            </w:r>
-          </w:p>
-        </w:tc>
-        <w:tc>
-          <w:tcPr>
-            <w:tcW w:type="dxa" w:w="1587"/>
-            <w:shd w:val="clear" w:color="auto" w:fill="FFFFFF"/>
-            <w:tcBorders>
-              <w:top w:val="single" w:sz="4" w:space="0" w:color="000000"/>
-              <w:left w:val="single" w:sz="4" w:space="0" w:color="000000"/>
-              <w:bottom w:val="single" w:sz="4" w:space="0" w:color="000000"/>
-              <w:right w:val="single" w:sz="4" w:space="0" w:color="000000"/>
-            </w:tcBorders>
-            <w:vAlign w:val="center"/>
-          </w:tcPr>
-          <w:p>
-            <w:pPr>
-              <w:spacing w:before="40" w:after="40"/>
-              <w:jc w:val="left"/>
-            </w:pPr>
-            <w:r>
-              <w:rPr>
-                <w:rFonts w:ascii="Adani" w:hAnsi="Adani"/>
-                <w:b w:val="0"/>
-                <w:sz w:val="18"/>
-                <w:u w:val="none"/>
-              </w:rPr>
-              <w:t>Director</w:t>
-            </w:r>
-          </w:p>
-        </w:tc>
-        <w:tc>
-          <w:tcPr>
-            <w:tcW w:type="dxa" w:w="1304"/>
-            <w:shd w:val="clear" w:color="auto" w:fill="FFFFFF"/>
-            <w:tcBorders>
-              <w:top w:val="single" w:sz="4" w:space="0" w:color="000000"/>
-              <w:left w:val="single" w:sz="4" w:space="0" w:color="000000"/>
-              <w:bottom w:val="single" w:sz="4" w:space="0" w:color="000000"/>
-              <w:right w:val="single" w:sz="4" w:space="0" w:color="000000"/>
-            </w:tcBorders>
-            <w:vAlign w:val="center"/>
-          </w:tcPr>
-          <w:p>
-            <w:pPr>
-              <w:spacing w:before="40" w:after="40"/>
-              <w:jc w:val="left"/>
-            </w:pPr>
-            <w:r>
-              <w:rPr>
-                <w:rFonts w:ascii="Adani" w:hAnsi="Adani"/>
-                <w:b w:val="0"/>
-                <w:sz w:val="18"/>
-                <w:u w:val="none"/>
-              </w:rPr>
-              <w:t>22/04/2011</w:t>
             </w:r>
           </w:p>
         </w:tc>

--- a/Backend/Director_Disclosure/Output_Disclosures/2024-25/ADANI_SHIPPING__INDIA__LIMITED/MBP-1/MBP1_SANDEEP_MEHTA_00897409.docx
+++ b/Backend/Director_Disclosure/Output_Disclosures/2024-25/ADANI_SHIPPING__INDIA__LIMITED/MBP-1/MBP1_SANDEEP_MEHTA_00897409.docx
@@ -1704,7 +1704,7 @@
                 <w:sz w:val="18"/>
                 <w:u w:val="none"/>
               </w:rPr>
-              <w:t>Date:   15th May, 2026</w:t>
+              <w:t>Date:   27th May, 2026</w:t>
             </w:r>
           </w:p>
         </w:tc>
@@ -2741,7 +2741,7 @@
                 <w:sz w:val="18"/>
                 <w:u w:val="none"/>
               </w:rPr>
-              <w:t>Date:   15th May, 2026</w:t>
+              <w:t>Date:   27th May, 2026</w:t>
             </w:r>
           </w:p>
         </w:tc>
@@ -2902,7 +2902,7 @@
           <w:sz w:val="20"/>
           <w:u w:val="none"/>
         </w:rPr>
-        <w:t>15th May, 2026</w:t>
+        <w:t>27th May, 2026</w:t>
       </w:r>
     </w:p>
     <w:p>

--- a/Backend/Director_Disclosure/Output_Disclosures/2024-25/ADANI_SHIPPING__INDIA__LIMITED/MBP-1/MBP1_SANDEEP_MEHTA_00897409.docx
+++ b/Backend/Director_Disclosure/Output_Disclosures/2024-25/ADANI_SHIPPING__INDIA__LIMITED/MBP-1/MBP1_SANDEEP_MEHTA_00897409.docx
@@ -673,290 +673,6 @@
                 <w:sz w:val="18"/>
                 <w:u w:val="none"/>
               </w:rPr>
-              <w:t>ADANI TRACKS MANAGEMENT SERVICES PRIVATE LIMITED</w:t>
-            </w:r>
-          </w:p>
-        </w:tc>
-        <w:tc>
-          <w:tcPr>
-            <w:tcW w:type="dxa" w:w="1814"/>
-            <w:shd w:val="clear" w:color="auto" w:fill="FFFFFF"/>
-            <w:tcBorders>
-              <w:top w:val="single" w:sz="4" w:space="0" w:color="000000"/>
-              <w:left w:val="single" w:sz="4" w:space="0" w:color="000000"/>
-              <w:bottom w:val="single" w:sz="4" w:space="0" w:color="000000"/>
-              <w:right w:val="single" w:sz="4" w:space="0" w:color="000000"/>
-            </w:tcBorders>
-            <w:vAlign w:val="center"/>
-          </w:tcPr>
-          <w:p>
-            <w:pPr>
-              <w:spacing w:before="40" w:after="40"/>
-              <w:jc w:val="left"/>
-            </w:pPr>
-            <w:r>
-              <w:rPr>
-                <w:rFonts w:ascii="Adani" w:hAnsi="Adani"/>
-                <w:b w:val="0"/>
-                <w:sz w:val="18"/>
-                <w:u w:val="none"/>
-              </w:rPr>
-              <w:t>Director</w:t>
-            </w:r>
-          </w:p>
-        </w:tc>
-        <w:tc>
-          <w:tcPr>
-            <w:tcW w:type="dxa" w:w="1020"/>
-            <w:shd w:val="clear" w:color="auto" w:fill="FFFFFF"/>
-            <w:tcBorders>
-              <w:top w:val="single" w:sz="4" w:space="0" w:color="000000"/>
-              <w:left w:val="single" w:sz="4" w:space="0" w:color="000000"/>
-              <w:bottom w:val="single" w:sz="4" w:space="0" w:color="000000"/>
-              <w:right w:val="single" w:sz="4" w:space="0" w:color="000000"/>
-            </w:tcBorders>
-            <w:vAlign w:val="center"/>
-          </w:tcPr>
-          <w:p>
-            <w:pPr>
-              <w:spacing w:before="40" w:after="40"/>
-              <w:jc w:val="left"/>
-            </w:pPr>
-            <w:r>
-              <w:rPr>
-                <w:rFonts w:ascii="Adani" w:hAnsi="Adani"/>
-                <w:b w:val="0"/>
-                <w:sz w:val="18"/>
-                <w:u w:val="none"/>
-              </w:rPr>
-              <w:t>NIL</w:t>
-            </w:r>
-          </w:p>
-        </w:tc>
-        <w:tc>
-          <w:tcPr>
-            <w:tcW w:type="dxa" w:w="1247"/>
-            <w:shd w:val="clear" w:color="auto" w:fill="FFFFFF"/>
-            <w:tcBorders>
-              <w:top w:val="single" w:sz="4" w:space="0" w:color="000000"/>
-              <w:left w:val="single" w:sz="4" w:space="0" w:color="000000"/>
-              <w:bottom w:val="single" w:sz="4" w:space="0" w:color="000000"/>
-              <w:right w:val="single" w:sz="4" w:space="0" w:color="000000"/>
-            </w:tcBorders>
-            <w:vAlign w:val="center"/>
-          </w:tcPr>
-          <w:p>
-            <w:pPr>
-              <w:spacing w:before="40" w:after="40"/>
-              <w:jc w:val="left"/>
-            </w:pPr>
-            <w:r>
-              <w:rPr>
-                <w:rFonts w:ascii="Adani" w:hAnsi="Adani"/>
-                <w:b w:val="0"/>
-                <w:sz w:val="18"/>
-                <w:u w:val="none"/>
-              </w:rPr>
-              <w:t>08/07/2021</w:t>
-            </w:r>
-          </w:p>
-        </w:tc>
-      </w:tr>
-      <w:tr>
-        <w:tc>
-          <w:tcPr>
-            <w:tcW w:type="dxa" w:w="680"/>
-            <w:shd w:val="clear" w:color="auto" w:fill="FFFFFF"/>
-            <w:tcBorders>
-              <w:top w:val="single" w:sz="4" w:space="0" w:color="000000"/>
-              <w:left w:val="single" w:sz="4" w:space="0" w:color="000000"/>
-              <w:bottom w:val="single" w:sz="4" w:space="0" w:color="000000"/>
-              <w:right w:val="single" w:sz="4" w:space="0" w:color="000000"/>
-            </w:tcBorders>
-            <w:vAlign w:val="center"/>
-          </w:tcPr>
-          <w:p>
-            <w:pPr>
-              <w:spacing w:before="40" w:after="40"/>
-              <w:jc w:val="left"/>
-            </w:pPr>
-            <w:r>
-              <w:rPr>
-                <w:rFonts w:ascii="Adani" w:hAnsi="Adani"/>
-                <w:b w:val="0"/>
-                <w:sz w:val="18"/>
-                <w:u w:val="none"/>
-              </w:rPr>
-              <w:t>4</w:t>
-            </w:r>
-          </w:p>
-        </w:tc>
-        <w:tc>
-          <w:tcPr>
-            <w:tcW w:type="dxa" w:w="3969"/>
-            <w:shd w:val="clear" w:color="auto" w:fill="FFFFFF"/>
-            <w:tcBorders>
-              <w:top w:val="single" w:sz="4" w:space="0" w:color="000000"/>
-              <w:left w:val="single" w:sz="4" w:space="0" w:color="000000"/>
-              <w:bottom w:val="single" w:sz="4" w:space="0" w:color="000000"/>
-              <w:right w:val="single" w:sz="4" w:space="0" w:color="000000"/>
-            </w:tcBorders>
-            <w:vAlign w:val="center"/>
-          </w:tcPr>
-          <w:p>
-            <w:pPr>
-              <w:spacing w:before="40" w:after="40"/>
-              <w:jc w:val="left"/>
-            </w:pPr>
-            <w:r>
-              <w:rPr>
-                <w:rFonts w:ascii="Adani" w:hAnsi="Adani"/>
-                <w:b w:val="0"/>
-                <w:sz w:val="18"/>
-                <w:u w:val="none"/>
-              </w:rPr>
-              <w:t>SARGUJA RAIL CORRIDOR PRIVATE LIMITED</w:t>
-            </w:r>
-          </w:p>
-        </w:tc>
-        <w:tc>
-          <w:tcPr>
-            <w:tcW w:type="dxa" w:w="1814"/>
-            <w:shd w:val="clear" w:color="auto" w:fill="FFFFFF"/>
-            <w:tcBorders>
-              <w:top w:val="single" w:sz="4" w:space="0" w:color="000000"/>
-              <w:left w:val="single" w:sz="4" w:space="0" w:color="000000"/>
-              <w:bottom w:val="single" w:sz="4" w:space="0" w:color="000000"/>
-              <w:right w:val="single" w:sz="4" w:space="0" w:color="000000"/>
-            </w:tcBorders>
-            <w:vAlign w:val="center"/>
-          </w:tcPr>
-          <w:p>
-            <w:pPr>
-              <w:spacing w:before="40" w:after="40"/>
-              <w:jc w:val="left"/>
-            </w:pPr>
-            <w:r>
-              <w:rPr>
-                <w:rFonts w:ascii="Adani" w:hAnsi="Adani"/>
-                <w:b w:val="0"/>
-                <w:sz w:val="18"/>
-                <w:u w:val="none"/>
-              </w:rPr>
-              <w:t>Director</w:t>
-            </w:r>
-          </w:p>
-        </w:tc>
-        <w:tc>
-          <w:tcPr>
-            <w:tcW w:type="dxa" w:w="1020"/>
-            <w:shd w:val="clear" w:color="auto" w:fill="FFFFFF"/>
-            <w:tcBorders>
-              <w:top w:val="single" w:sz="4" w:space="0" w:color="000000"/>
-              <w:left w:val="single" w:sz="4" w:space="0" w:color="000000"/>
-              <w:bottom w:val="single" w:sz="4" w:space="0" w:color="000000"/>
-              <w:right w:val="single" w:sz="4" w:space="0" w:color="000000"/>
-            </w:tcBorders>
-            <w:vAlign w:val="center"/>
-          </w:tcPr>
-          <w:p>
-            <w:pPr>
-              <w:spacing w:before="40" w:after="40"/>
-              <w:jc w:val="left"/>
-            </w:pPr>
-            <w:r>
-              <w:rPr>
-                <w:rFonts w:ascii="Adani" w:hAnsi="Adani"/>
-                <w:b w:val="0"/>
-                <w:sz w:val="18"/>
-                <w:u w:val="none"/>
-              </w:rPr>
-              <w:t>NIL</w:t>
-            </w:r>
-          </w:p>
-        </w:tc>
-        <w:tc>
-          <w:tcPr>
-            <w:tcW w:type="dxa" w:w="1247"/>
-            <w:shd w:val="clear" w:color="auto" w:fill="FFFFFF"/>
-            <w:tcBorders>
-              <w:top w:val="single" w:sz="4" w:space="0" w:color="000000"/>
-              <w:left w:val="single" w:sz="4" w:space="0" w:color="000000"/>
-              <w:bottom w:val="single" w:sz="4" w:space="0" w:color="000000"/>
-              <w:right w:val="single" w:sz="4" w:space="0" w:color="000000"/>
-            </w:tcBorders>
-            <w:vAlign w:val="center"/>
-          </w:tcPr>
-          <w:p>
-            <w:pPr>
-              <w:spacing w:before="40" w:after="40"/>
-              <w:jc w:val="left"/>
-            </w:pPr>
-            <w:r>
-              <w:rPr>
-                <w:rFonts w:ascii="Adani" w:hAnsi="Adani"/>
-                <w:b w:val="0"/>
-                <w:sz w:val="18"/>
-                <w:u w:val="none"/>
-              </w:rPr>
-              <w:t>28/04/2021</w:t>
-            </w:r>
-          </w:p>
-        </w:tc>
-      </w:tr>
-      <w:tr>
-        <w:tc>
-          <w:tcPr>
-            <w:tcW w:type="dxa" w:w="680"/>
-            <w:shd w:val="clear" w:color="auto" w:fill="FFFFFF"/>
-            <w:tcBorders>
-              <w:top w:val="single" w:sz="4" w:space="0" w:color="000000"/>
-              <w:left w:val="single" w:sz="4" w:space="0" w:color="000000"/>
-              <w:bottom w:val="single" w:sz="4" w:space="0" w:color="000000"/>
-              <w:right w:val="single" w:sz="4" w:space="0" w:color="000000"/>
-            </w:tcBorders>
-            <w:vAlign w:val="center"/>
-          </w:tcPr>
-          <w:p>
-            <w:pPr>
-              <w:spacing w:before="40" w:after="40"/>
-              <w:jc w:val="left"/>
-            </w:pPr>
-            <w:r>
-              <w:rPr>
-                <w:rFonts w:ascii="Adani" w:hAnsi="Adani"/>
-                <w:b w:val="0"/>
-                <w:sz w:val="18"/>
-                <w:u w:val="none"/>
-              </w:rPr>
-              <w:t>5</w:t>
-            </w:r>
-          </w:p>
-        </w:tc>
-        <w:tc>
-          <w:tcPr>
-            <w:tcW w:type="dxa" w:w="3969"/>
-            <w:shd w:val="clear" w:color="auto" w:fill="FFFFFF"/>
-            <w:tcBorders>
-              <w:top w:val="single" w:sz="4" w:space="0" w:color="000000"/>
-              <w:left w:val="single" w:sz="4" w:space="0" w:color="000000"/>
-              <w:bottom w:val="single" w:sz="4" w:space="0" w:color="000000"/>
-              <w:right w:val="single" w:sz="4" w:space="0" w:color="000000"/>
-            </w:tcBorders>
-            <w:vAlign w:val="center"/>
-          </w:tcPr>
-          <w:p>
-            <w:pPr>
-              <w:spacing w:before="40" w:after="40"/>
-              <w:jc w:val="left"/>
-            </w:pPr>
-            <w:r>
-              <w:rPr>
-                <w:rFonts w:ascii="Adani" w:hAnsi="Adani"/>
-                <w:b w:val="0"/>
-                <w:sz w:val="18"/>
-                <w:u w:val="none"/>
-              </w:rPr>
               <w:t>DHOLERA PORT AND SPECIAL ECONOMIC ZONE LIMITED</w:t>
             </w:r>
           </w:p>
@@ -1071,7 +787,7 @@
                 <w:sz w:val="18"/>
                 <w:u w:val="none"/>
               </w:rPr>
-              <w:t>6</w:t>
+              <w:t>4</w:t>
             </w:r>
           </w:p>
         </w:tc>
@@ -1213,7 +929,7 @@
                 <w:sz w:val="18"/>
                 <w:u w:val="none"/>
               </w:rPr>
-              <w:t>7</w:t>
+              <w:t>5</w:t>
             </w:r>
           </w:p>
         </w:tc>
@@ -1355,7 +1071,7 @@
                 <w:sz w:val="18"/>
                 <w:u w:val="none"/>
               </w:rPr>
-              <w:t>8</w:t>
+              <w:t>6</w:t>
             </w:r>
           </w:p>
         </w:tc>
@@ -1704,7 +1420,7 @@
                 <w:sz w:val="18"/>
                 <w:u w:val="none"/>
               </w:rPr>
-              <w:t>Date:   27th May, 2026</w:t>
+              <w:t>Date:   09th June, 2026</w:t>
             </w:r>
           </w:p>
         </w:tc>
@@ -2741,7 +2457,7 @@
                 <w:sz w:val="18"/>
                 <w:u w:val="none"/>
               </w:rPr>
-              <w:t>Date:   27th May, 2026</w:t>
+              <w:t>Date:   09th June, 2026</w:t>
             </w:r>
           </w:p>
         </w:tc>
@@ -2902,7 +2618,7 @@
           <w:sz w:val="20"/>
           <w:u w:val="none"/>
         </w:rPr>
-        <w:t>27th May, 2026</w:t>
+        <w:t>09th June, 2026</w:t>
       </w:r>
     </w:p>
     <w:p>
@@ -2963,36 +2679,6 @@
           <w:u w:val="none"/>
         </w:rPr>
         <w:t>DIGHI PORT LIMITED</w:t>
-      </w:r>
-    </w:p>
-    <w:p>
-      <w:pPr>
-        <w:spacing w:before="0" w:after="20"/>
-        <w:jc w:val="left"/>
-      </w:pPr>
-      <w:r>
-        <w:rPr>
-          <w:rFonts w:ascii="Adani" w:hAnsi="Adani"/>
-          <w:b/>
-          <w:sz w:val="20"/>
-          <w:u w:val="none"/>
-        </w:rPr>
-        <w:t>ADANI TRACKS MANAGEMENT SERVICES PRIVATE LIMITED</w:t>
-      </w:r>
-    </w:p>
-    <w:p>
-      <w:pPr>
-        <w:spacing w:before="0" w:after="20"/>
-        <w:jc w:val="left"/>
-      </w:pPr>
-      <w:r>
-        <w:rPr>
-          <w:rFonts w:ascii="Adani" w:hAnsi="Adani"/>
-          <w:b/>
-          <w:sz w:val="20"/>
-          <w:u w:val="none"/>
-        </w:rPr>
-        <w:t>SARGUJA RAIL CORRIDOR PRIVATE LIMITED</w:t>
       </w:r>
     </w:p>
     <w:p>
@@ -3224,36 +2910,6 @@
           <w:u w:val="none"/>
         </w:rPr>
         <w:t>(C) Private Limited Companies which are not subsidiary(ies) of Public Companies:</w:t>
-      </w:r>
-    </w:p>
-    <w:p>
-      <w:pPr>
-        <w:spacing w:before="0" w:after="20"/>
-        <w:jc w:val="left"/>
-      </w:pPr>
-      <w:r>
-        <w:rPr>
-          <w:rFonts w:ascii="Adani" w:hAnsi="Adani"/>
-          <w:b w:val="0"/>
-          <w:sz w:val="20"/>
-          <w:u w:val="none"/>
-        </w:rPr>
-        <w:t>ADANI TRACKS MANAGEMENT SERVICES PRIVATE LIMITED</w:t>
-      </w:r>
-    </w:p>
-    <w:p>
-      <w:pPr>
-        <w:spacing w:before="0" w:after="20"/>
-        <w:jc w:val="left"/>
-      </w:pPr>
-      <w:r>
-        <w:rPr>
-          <w:rFonts w:ascii="Adani" w:hAnsi="Adani"/>
-          <w:b w:val="0"/>
-          <w:sz w:val="20"/>
-          <w:u w:val="none"/>
-        </w:rPr>
-        <w:t>SARGUJA RAIL CORRIDOR PRIVATE LIMITED</w:t>
       </w:r>
     </w:p>
     <w:p>
@@ -4026,7 +3682,7 @@
                 <w:sz w:val="18"/>
                 <w:u w:val="none"/>
               </w:rPr>
-              <w:t>8</w:t>
+              <w:t>6</w:t>
             </w:r>
           </w:p>
         </w:tc>
@@ -4398,234 +4054,6 @@
                 <w:u w:val="none"/>
               </w:rPr>
               <w:t>09/07/2021</w:t>
-            </w:r>
-          </w:p>
-        </w:tc>
-      </w:tr>
-      <w:tr>
-        <w:tc>
-          <w:tcPr>
-            <w:tcW w:type="dxa" w:w="2268"/>
-            <w:shd w:val="clear" w:color="auto" w:fill="FFFFFF"/>
-            <w:tcBorders>
-              <w:top w:val="single" w:sz="4" w:space="0" w:color="000000"/>
-              <w:left w:val="single" w:sz="4" w:space="0" w:color="000000"/>
-              <w:bottom w:val="single" w:sz="4" w:space="0" w:color="000000"/>
-              <w:right w:val="single" w:sz="4" w:space="0" w:color="000000"/>
-            </w:tcBorders>
-            <w:vAlign w:val="center"/>
-          </w:tcPr>
-          <w:p>
-            <w:pPr>
-              <w:spacing w:before="40" w:after="40"/>
-              <w:jc w:val="left"/>
-            </w:pPr>
-            <w:r>
-              <w:rPr>
-                <w:rFonts w:ascii="Adani" w:hAnsi="Adani"/>
-                <w:b w:val="0"/>
-                <w:sz w:val="18"/>
-                <w:u w:val="none"/>
-              </w:rPr>
-              <w:t>U45202GJ2019PTC109348</w:t>
-            </w:r>
-          </w:p>
-        </w:tc>
-        <w:tc>
-          <w:tcPr>
-            <w:tcW w:type="dxa" w:w="4252"/>
-            <w:shd w:val="clear" w:color="auto" w:fill="FFFFFF"/>
-            <w:tcBorders>
-              <w:top w:val="single" w:sz="4" w:space="0" w:color="000000"/>
-              <w:left w:val="single" w:sz="4" w:space="0" w:color="000000"/>
-              <w:bottom w:val="single" w:sz="4" w:space="0" w:color="000000"/>
-              <w:right w:val="single" w:sz="4" w:space="0" w:color="000000"/>
-            </w:tcBorders>
-            <w:vAlign w:val="center"/>
-          </w:tcPr>
-          <w:p>
-            <w:pPr>
-              <w:spacing w:before="40" w:after="40"/>
-              <w:jc w:val="left"/>
-            </w:pPr>
-            <w:r>
-              <w:rPr>
-                <w:rFonts w:ascii="Adani" w:hAnsi="Adani"/>
-                <w:b w:val="0"/>
-                <w:sz w:val="18"/>
-                <w:u w:val="none"/>
-              </w:rPr>
-              <w:t>ADANI TRACKS MANAGEMENT SERVICES PRIVATE LIMITED</w:t>
-            </w:r>
-          </w:p>
-        </w:tc>
-        <w:tc>
-          <w:tcPr>
-            <w:tcW w:type="dxa" w:w="1587"/>
-            <w:shd w:val="clear" w:color="auto" w:fill="FFFFFF"/>
-            <w:tcBorders>
-              <w:top w:val="single" w:sz="4" w:space="0" w:color="000000"/>
-              <w:left w:val="single" w:sz="4" w:space="0" w:color="000000"/>
-              <w:bottom w:val="single" w:sz="4" w:space="0" w:color="000000"/>
-              <w:right w:val="single" w:sz="4" w:space="0" w:color="000000"/>
-            </w:tcBorders>
-            <w:vAlign w:val="center"/>
-          </w:tcPr>
-          <w:p>
-            <w:pPr>
-              <w:spacing w:before="40" w:after="40"/>
-              <w:jc w:val="left"/>
-            </w:pPr>
-            <w:r>
-              <w:rPr>
-                <w:rFonts w:ascii="Adani" w:hAnsi="Adani"/>
-                <w:b w:val="0"/>
-                <w:sz w:val="18"/>
-                <w:u w:val="none"/>
-              </w:rPr>
-              <w:t>Director</w:t>
-            </w:r>
-          </w:p>
-        </w:tc>
-        <w:tc>
-          <w:tcPr>
-            <w:tcW w:type="dxa" w:w="1304"/>
-            <w:shd w:val="clear" w:color="auto" w:fill="FFFFFF"/>
-            <w:tcBorders>
-              <w:top w:val="single" w:sz="4" w:space="0" w:color="000000"/>
-              <w:left w:val="single" w:sz="4" w:space="0" w:color="000000"/>
-              <w:bottom w:val="single" w:sz="4" w:space="0" w:color="000000"/>
-              <w:right w:val="single" w:sz="4" w:space="0" w:color="000000"/>
-            </w:tcBorders>
-            <w:vAlign w:val="center"/>
-          </w:tcPr>
-          <w:p>
-            <w:pPr>
-              <w:spacing w:before="40" w:after="40"/>
-              <w:jc w:val="left"/>
-            </w:pPr>
-            <w:r>
-              <w:rPr>
-                <w:rFonts w:ascii="Adani" w:hAnsi="Adani"/>
-                <w:b w:val="0"/>
-                <w:sz w:val="18"/>
-                <w:u w:val="none"/>
-              </w:rPr>
-              <w:t>08/07/2021</w:t>
-            </w:r>
-          </w:p>
-        </w:tc>
-      </w:tr>
-      <w:tr>
-        <w:tc>
-          <w:tcPr>
-            <w:tcW w:type="dxa" w:w="2268"/>
-            <w:shd w:val="clear" w:color="auto" w:fill="FFFFFF"/>
-            <w:tcBorders>
-              <w:top w:val="single" w:sz="4" w:space="0" w:color="000000"/>
-              <w:left w:val="single" w:sz="4" w:space="0" w:color="000000"/>
-              <w:bottom w:val="single" w:sz="4" w:space="0" w:color="000000"/>
-              <w:right w:val="single" w:sz="4" w:space="0" w:color="000000"/>
-            </w:tcBorders>
-            <w:vAlign w:val="center"/>
-          </w:tcPr>
-          <w:p>
-            <w:pPr>
-              <w:spacing w:before="40" w:after="40"/>
-              <w:jc w:val="left"/>
-            </w:pPr>
-            <w:r>
-              <w:rPr>
-                <w:rFonts w:ascii="Adani" w:hAnsi="Adani"/>
-                <w:b w:val="0"/>
-                <w:sz w:val="18"/>
-                <w:u w:val="none"/>
-              </w:rPr>
-              <w:t>U60200DL2010PTC202278</w:t>
-            </w:r>
-          </w:p>
-        </w:tc>
-        <w:tc>
-          <w:tcPr>
-            <w:tcW w:type="dxa" w:w="4252"/>
-            <w:shd w:val="clear" w:color="auto" w:fill="FFFFFF"/>
-            <w:tcBorders>
-              <w:top w:val="single" w:sz="4" w:space="0" w:color="000000"/>
-              <w:left w:val="single" w:sz="4" w:space="0" w:color="000000"/>
-              <w:bottom w:val="single" w:sz="4" w:space="0" w:color="000000"/>
-              <w:right w:val="single" w:sz="4" w:space="0" w:color="000000"/>
-            </w:tcBorders>
-            <w:vAlign w:val="center"/>
-          </w:tcPr>
-          <w:p>
-            <w:pPr>
-              <w:spacing w:before="40" w:after="40"/>
-              <w:jc w:val="left"/>
-            </w:pPr>
-            <w:r>
-              <w:rPr>
-                <w:rFonts w:ascii="Adani" w:hAnsi="Adani"/>
-                <w:b w:val="0"/>
-                <w:sz w:val="18"/>
-                <w:u w:val="none"/>
-              </w:rPr>
-              <w:t>SARGUJA RAIL CORRIDOR PRIVATE LIMITED</w:t>
-            </w:r>
-          </w:p>
-        </w:tc>
-        <w:tc>
-          <w:tcPr>
-            <w:tcW w:type="dxa" w:w="1587"/>
-            <w:shd w:val="clear" w:color="auto" w:fill="FFFFFF"/>
-            <w:tcBorders>
-              <w:top w:val="single" w:sz="4" w:space="0" w:color="000000"/>
-              <w:left w:val="single" w:sz="4" w:space="0" w:color="000000"/>
-              <w:bottom w:val="single" w:sz="4" w:space="0" w:color="000000"/>
-              <w:right w:val="single" w:sz="4" w:space="0" w:color="000000"/>
-            </w:tcBorders>
-            <w:vAlign w:val="center"/>
-          </w:tcPr>
-          <w:p>
-            <w:pPr>
-              <w:spacing w:before="40" w:after="40"/>
-              <w:jc w:val="left"/>
-            </w:pPr>
-            <w:r>
-              <w:rPr>
-                <w:rFonts w:ascii="Adani" w:hAnsi="Adani"/>
-                <w:b w:val="0"/>
-                <w:sz w:val="18"/>
-                <w:u w:val="none"/>
-              </w:rPr>
-              <w:t>Director</w:t>
-            </w:r>
-          </w:p>
-        </w:tc>
-        <w:tc>
-          <w:tcPr>
-            <w:tcW w:type="dxa" w:w="1304"/>
-            <w:shd w:val="clear" w:color="auto" w:fill="FFFFFF"/>
-            <w:tcBorders>
-              <w:top w:val="single" w:sz="4" w:space="0" w:color="000000"/>
-              <w:left w:val="single" w:sz="4" w:space="0" w:color="000000"/>
-              <w:bottom w:val="single" w:sz="4" w:space="0" w:color="000000"/>
-              <w:right w:val="single" w:sz="4" w:space="0" w:color="000000"/>
-            </w:tcBorders>
-            <w:vAlign w:val="center"/>
-          </w:tcPr>
-          <w:p>
-            <w:pPr>
-              <w:spacing w:before="40" w:after="40"/>
-              <w:jc w:val="left"/>
-            </w:pPr>
-            <w:r>
-              <w:rPr>
-                <w:rFonts w:ascii="Adani" w:hAnsi="Adani"/>
-                <w:b w:val="0"/>
-                <w:sz w:val="18"/>
-                <w:u w:val="none"/>
-              </w:rPr>
-              <w:t>28/04/2021</w:t>
             </w:r>
           </w:p>
         </w:tc>
